--- a/ies_mestre_calatrava/Kiro — Guía para Clientes.docx
+++ b/ies_mestre_calatrava/Kiro — Guía para Clientes.docx
@@ -65,7 +65,21 @@
         <w:rPr>
           <w:lang w:val="es-ES"/>
         </w:rPr>
-        <w:t>El IDE Agéntico de AWS — Guía de Componentes</w:t>
+        <w:t xml:space="preserve">El IDE </w:t>
+      </w:r>
+      <w:proofErr w:type="spellStart"/>
+      <w:r>
+        <w:rPr>
+          <w:lang w:val="es-ES"/>
+        </w:rPr>
+        <w:t>Agéntico</w:t>
+      </w:r>
+      <w:proofErr w:type="spellEnd"/>
+      <w:r>
+        <w:rPr>
+          <w:lang w:val="es-ES"/>
+        </w:rPr>
+        <w:t xml:space="preserve"> de AWS — Guía de Componentes</w:t>
       </w:r>
     </w:p>
     <w:p>
@@ -82,7 +96,67 @@
           <w:color w:val="666666"/>
           <w:lang w:val="es-ES"/>
         </w:rPr>
-        <w:t>De "vibe coding" a "viable code": estructura, trazabilidad y automatización.</w:t>
+        <w:t>De "</w:t>
+      </w:r>
+      <w:proofErr w:type="spellStart"/>
+      <w:r>
+        <w:rPr>
+          <w:i/>
+          <w:iCs/>
+          <w:color w:val="666666"/>
+          <w:lang w:val="es-ES"/>
+        </w:rPr>
+        <w:t>vibe</w:t>
+      </w:r>
+      <w:proofErr w:type="spellEnd"/>
+      <w:r>
+        <w:rPr>
+          <w:i/>
+          <w:iCs/>
+          <w:color w:val="666666"/>
+          <w:lang w:val="es-ES"/>
+        </w:rPr>
+        <w:t xml:space="preserve"> </w:t>
+      </w:r>
+      <w:proofErr w:type="spellStart"/>
+      <w:r>
+        <w:rPr>
+          <w:i/>
+          <w:iCs/>
+          <w:color w:val="666666"/>
+          <w:lang w:val="es-ES"/>
+        </w:rPr>
+        <w:t>coding</w:t>
+      </w:r>
+      <w:proofErr w:type="spellEnd"/>
+      <w:r>
+        <w:rPr>
+          <w:i/>
+          <w:iCs/>
+          <w:color w:val="666666"/>
+          <w:lang w:val="es-ES"/>
+        </w:rPr>
+        <w:t xml:space="preserve">" a "viable </w:t>
+      </w:r>
+      <w:proofErr w:type="spellStart"/>
+      <w:r>
+        <w:rPr>
+          <w:i/>
+          <w:iCs/>
+          <w:color w:val="666666"/>
+          <w:lang w:val="es-ES"/>
+        </w:rPr>
+        <w:t>code</w:t>
+      </w:r>
+      <w:proofErr w:type="spellEnd"/>
+      <w:r>
+        <w:rPr>
+          <w:i/>
+          <w:iCs/>
+          <w:color w:val="666666"/>
+          <w:lang w:val="es-ES"/>
+        </w:rPr>
+        <w:t>": estructura, trazabilidad y automatización.</w:t>
       </w:r>
     </w:p>
     <w:p>
@@ -131,7 +205,49 @@
         <w:rPr>
           <w:lang w:val="es-ES"/>
         </w:rPr>
-        <w:t>Kiro es el IDE agéntico de AWS, diseñado para llevar el desarrollo con IA más allá de la simple generación de código. Su paradigma central es el Spec-Driven Development: en lugar de escribir código ayudado por IA, describes qué quieres construir y los agentes lo implementan, mantienen y validan.</w:t>
+        <w:t xml:space="preserve">Kiro es el IDE </w:t>
+      </w:r>
+      <w:proofErr w:type="spellStart"/>
+      <w:r>
+        <w:rPr>
+          <w:lang w:val="es-ES"/>
+        </w:rPr>
+        <w:t>agéntico</w:t>
+      </w:r>
+      <w:proofErr w:type="spellEnd"/>
+      <w:r>
+        <w:rPr>
+          <w:lang w:val="es-ES"/>
+        </w:rPr>
+        <w:t xml:space="preserve"> de AWS, diseñado para llevar el desarrollo con IA más allá de la simple generación de código. Su paradigma central es el </w:t>
+      </w:r>
+      <w:proofErr w:type="spellStart"/>
+      <w:r>
+        <w:rPr>
+          <w:lang w:val="es-ES"/>
+        </w:rPr>
+        <w:t>Spec-Driven</w:t>
+      </w:r>
+      <w:proofErr w:type="spellEnd"/>
+      <w:r>
+        <w:rPr>
+          <w:lang w:val="es-ES"/>
+        </w:rPr>
+        <w:t xml:space="preserve"> </w:t>
+      </w:r>
+      <w:proofErr w:type="spellStart"/>
+      <w:r>
+        <w:rPr>
+          <w:lang w:val="es-ES"/>
+        </w:rPr>
+        <w:t>Development</w:t>
+      </w:r>
+      <w:proofErr w:type="spellEnd"/>
+      <w:r>
+        <w:rPr>
+          <w:lang w:val="es-ES"/>
+        </w:rPr>
+        <w:t>: en lugar de escribir código ayudado por IA, describes qué quieres construir y los agentes lo implementan, mantienen y validan.</w:t>
       </w:r>
     </w:p>
     <w:p>
@@ -231,6 +347,7 @@
             <w:pPr>
               <w:jc w:val="center"/>
             </w:pPr>
+            <w:proofErr w:type="spellStart"/>
             <w:r>
               <w:rPr>
                 <w:rFonts w:ascii="Arial" w:eastAsia="Arial" w:hAnsi="Arial" w:cs="Arial"/>
@@ -242,6 +359,7 @@
               </w:rPr>
               <w:t>Función</w:t>
             </w:r>
+            <w:proofErr w:type="spellEnd"/>
           </w:p>
         </w:tc>
       </w:tr>
@@ -298,7 +416,25 @@
                 <w:szCs w:val="20"/>
                 <w:lang w:val="es-ES"/>
               </w:rPr>
-              <w:t>Da a Kiro contexto persistente sobre tu proyecto (convenciones, stack, estructura)</w:t>
+              <w:t xml:space="preserve">Da a Kiro contexto persistente sobre tu proyecto (convenciones, </w:t>
+            </w:r>
+            <w:proofErr w:type="spellStart"/>
+            <w:r>
+              <w:rPr>
+                <w:sz w:val="20"/>
+                <w:szCs w:val="20"/>
+                <w:lang w:val="es-ES"/>
+              </w:rPr>
+              <w:t>stack</w:t>
+            </w:r>
+            <w:proofErr w:type="spellEnd"/>
+            <w:r>
+              <w:rPr>
+                <w:sz w:val="20"/>
+                <w:szCs w:val="20"/>
+                <w:lang w:val="es-ES"/>
+              </w:rPr>
+              <w:t>, estructura)</w:t>
             </w:r>
           </w:p>
         </w:tc>
@@ -356,7 +492,61 @@
                 <w:szCs w:val="20"/>
                 <w:lang w:val="es-ES"/>
               </w:rPr>
-              <w:t>Convierten ideas en Requirements → Design → Tasks ejecutables por agentes</w:t>
+              <w:t xml:space="preserve">Convierten ideas en </w:t>
+            </w:r>
+            <w:proofErr w:type="spellStart"/>
+            <w:r>
+              <w:rPr>
+                <w:sz w:val="20"/>
+                <w:szCs w:val="20"/>
+                <w:lang w:val="es-ES"/>
+              </w:rPr>
+              <w:t>Requirements</w:t>
+            </w:r>
+            <w:proofErr w:type="spellEnd"/>
+            <w:r>
+              <w:rPr>
+                <w:sz w:val="20"/>
+                <w:szCs w:val="20"/>
+                <w:lang w:val="es-ES"/>
+              </w:rPr>
+              <w:t xml:space="preserve"> → </w:t>
+            </w:r>
+            <w:proofErr w:type="spellStart"/>
+            <w:r>
+              <w:rPr>
+                <w:sz w:val="20"/>
+                <w:szCs w:val="20"/>
+                <w:lang w:val="es-ES"/>
+              </w:rPr>
+              <w:t>Design</w:t>
+            </w:r>
+            <w:proofErr w:type="spellEnd"/>
+            <w:r>
+              <w:rPr>
+                <w:sz w:val="20"/>
+                <w:szCs w:val="20"/>
+                <w:lang w:val="es-ES"/>
+              </w:rPr>
+              <w:t xml:space="preserve"> → </w:t>
+            </w:r>
+            <w:proofErr w:type="spellStart"/>
+            <w:r>
+              <w:rPr>
+                <w:sz w:val="20"/>
+                <w:szCs w:val="20"/>
+                <w:lang w:val="es-ES"/>
+              </w:rPr>
+              <w:t>Tasks</w:t>
+            </w:r>
+            <w:proofErr w:type="spellEnd"/>
+            <w:r>
+              <w:rPr>
+                <w:sz w:val="20"/>
+                <w:szCs w:val="20"/>
+                <w:lang w:val="es-ES"/>
+              </w:rPr>
+              <w:t xml:space="preserve"> ejecutables por agentes</w:t>
             </w:r>
           </w:p>
         </w:tc>
@@ -414,7 +604,61 @@
                 <w:szCs w:val="20"/>
                 <w:lang w:val="es-ES"/>
               </w:rPr>
-              <w:t>Automatizan acciones (tests, docs, linting) en respuesta a eventos del IDE</w:t>
+              <w:t>Automatizan acciones (</w:t>
+            </w:r>
+            <w:proofErr w:type="spellStart"/>
+            <w:r>
+              <w:rPr>
+                <w:sz w:val="20"/>
+                <w:szCs w:val="20"/>
+                <w:lang w:val="es-ES"/>
+              </w:rPr>
+              <w:t>tests</w:t>
+            </w:r>
+            <w:proofErr w:type="spellEnd"/>
+            <w:r>
+              <w:rPr>
+                <w:sz w:val="20"/>
+                <w:szCs w:val="20"/>
+                <w:lang w:val="es-ES"/>
+              </w:rPr>
+              <w:t xml:space="preserve">, </w:t>
+            </w:r>
+            <w:proofErr w:type="spellStart"/>
+            <w:r>
+              <w:rPr>
+                <w:sz w:val="20"/>
+                <w:szCs w:val="20"/>
+                <w:lang w:val="es-ES"/>
+              </w:rPr>
+              <w:t>docs</w:t>
+            </w:r>
+            <w:proofErr w:type="spellEnd"/>
+            <w:r>
+              <w:rPr>
+                <w:sz w:val="20"/>
+                <w:szCs w:val="20"/>
+                <w:lang w:val="es-ES"/>
+              </w:rPr>
+              <w:t xml:space="preserve">, </w:t>
+            </w:r>
+            <w:proofErr w:type="spellStart"/>
+            <w:r>
+              <w:rPr>
+                <w:sz w:val="20"/>
+                <w:szCs w:val="20"/>
+                <w:lang w:val="es-ES"/>
+              </w:rPr>
+              <w:t>linting</w:t>
+            </w:r>
+            <w:proofErr w:type="spellEnd"/>
+            <w:r>
+              <w:rPr>
+                <w:sz w:val="20"/>
+                <w:szCs w:val="20"/>
+                <w:lang w:val="es-ES"/>
+              </w:rPr>
+              <w:t>) en respuesta a eventos del IDE</w:t>
             </w:r>
           </w:p>
         </w:tc>
@@ -424,8 +668,13 @@
       <w:pPr>
         <w:pStyle w:val="Heading2"/>
       </w:pPr>
-      <w:r>
-        <w:t>Modelos de IA</w:t>
+      <w:proofErr w:type="spellStart"/>
+      <w:r>
+        <w:t>Modelos</w:t>
+      </w:r>
+      <w:proofErr w:type="spellEnd"/>
+      <w:r>
+        <w:t xml:space="preserve"> de IA</w:t>
       </w:r>
     </w:p>
     <w:p>
@@ -443,8 +692,44 @@
         <w:rPr>
           <w:lang w:val="es-ES"/>
         </w:rPr>
-        <w:t>Claude Sonnet 4.5 — razonamiento complejo, specs, refactoring multi-archivo</w:t>
-      </w:r>
+        <w:t xml:space="preserve">Claude Sonnet 4.5 — razonamiento complejo, </w:t>
+      </w:r>
+      <w:proofErr w:type="spellStart"/>
+      <w:r>
+        <w:rPr>
+          <w:lang w:val="es-ES"/>
+        </w:rPr>
+        <w:t>specs</w:t>
+      </w:r>
+      <w:proofErr w:type="spellEnd"/>
+      <w:r>
+        <w:rPr>
+          <w:lang w:val="es-ES"/>
+        </w:rPr>
+        <w:t xml:space="preserve">, </w:t>
+      </w:r>
+      <w:proofErr w:type="spellStart"/>
+      <w:r>
+        <w:rPr>
+          <w:lang w:val="es-ES"/>
+        </w:rPr>
+        <w:t>refactoring</w:t>
+      </w:r>
+      <w:proofErr w:type="spellEnd"/>
+      <w:r>
+        <w:rPr>
+          <w:lang w:val="es-ES"/>
+        </w:rPr>
+        <w:t xml:space="preserve"> </w:t>
+      </w:r>
+      <w:proofErr w:type="spellStart"/>
+      <w:r>
+        <w:rPr>
+          <w:lang w:val="es-ES"/>
+        </w:rPr>
+        <w:t>multi-archivo</w:t>
+      </w:r>
+      <w:proofErr w:type="spellEnd"/>
     </w:p>
     <w:p>
       <w:pPr>
@@ -461,7 +746,35 @@
         <w:rPr>
           <w:lang w:val="es-ES"/>
         </w:rPr>
-        <w:t>Auto — mix de modelos frontier optimizado por coste/calidad/latencia</w:t>
+        <w:t xml:space="preserve">Auto — </w:t>
+      </w:r>
+      <w:proofErr w:type="spellStart"/>
+      <w:r>
+        <w:rPr>
+          <w:lang w:val="es-ES"/>
+        </w:rPr>
+        <w:t>mix</w:t>
+      </w:r>
+      <w:proofErr w:type="spellEnd"/>
+      <w:r>
+        <w:rPr>
+          <w:lang w:val="es-ES"/>
+        </w:rPr>
+        <w:t xml:space="preserve"> de modelos </w:t>
+      </w:r>
+      <w:proofErr w:type="spellStart"/>
+      <w:r>
+        <w:rPr>
+          <w:lang w:val="es-ES"/>
+        </w:rPr>
+        <w:t>frontier</w:t>
+      </w:r>
+      <w:proofErr w:type="spellEnd"/>
+      <w:r>
+        <w:rPr>
+          <w:lang w:val="es-ES"/>
+        </w:rPr>
+        <w:t xml:space="preserve"> optimizado por coste/calidad/latencia</w:t>
       </w:r>
     </w:p>
     <w:p>
@@ -496,6 +809,7 @@
         <w:t xml:space="preserve">Más información: </w:t>
       </w:r>
       <w:hyperlink r:id="rId8" w:history="1">
+        <w:proofErr w:type="spellStart"/>
         <w:r>
           <w:rPr>
             <w:rStyle w:val="Hyperlink"/>
@@ -503,6 +817,7 @@
           </w:rPr>
           <w:t>kiro.dev</w:t>
         </w:r>
+        <w:proofErr w:type="spellEnd"/>
       </w:hyperlink>
     </w:p>
     <w:p>
@@ -512,45 +827,160 @@
           <w:lang w:val="es-ES"/>
         </w:rPr>
       </w:pPr>
-      <w:r>
-        <w:rPr>
-          <w:lang w:val="es-ES"/>
-        </w:rPr>
-        <w:t>Steering Files — Contexto Persistente</w:t>
-      </w:r>
-    </w:p>
-    <w:p>
-      <w:pPr>
-        <w:rPr>
-          <w:lang w:val="es-ES"/>
-        </w:rPr>
-      </w:pPr>
-      <w:r>
-        <w:rPr>
-          <w:lang w:val="es-ES"/>
-        </w:rPr>
-        <w:t>Los Steering Files son archivos Markdown que dan a Kiro conocimiento persistente sobre tu workspace. Evitan tener que repetir convenciones, preferencias y estándares en cada conversación.</w:t>
-      </w:r>
-    </w:p>
-    <w:p>
-      <w:pPr>
-        <w:rPr>
-          <w:lang w:val="es-ES"/>
-        </w:rPr>
-      </w:pPr>
-      <w:r>
-        <w:rPr>
-          <w:lang w:val="es-ES"/>
-        </w:rPr>
-        <w:t>Se almacenan en .kiro/steering/ y Kiro los incluye automáticamente como contexto en cada interacción.</w:t>
+      <w:proofErr w:type="spellStart"/>
+      <w:r>
+        <w:rPr>
+          <w:lang w:val="es-ES"/>
+        </w:rPr>
+        <w:t>Steering</w:t>
+      </w:r>
+      <w:proofErr w:type="spellEnd"/>
+      <w:r>
+        <w:rPr>
+          <w:lang w:val="es-ES"/>
+        </w:rPr>
+        <w:t xml:space="preserve"> Files — Contexto Persistente</w:t>
+      </w:r>
+    </w:p>
+    <w:p>
+      <w:pPr>
+        <w:rPr>
+          <w:lang w:val="es-ES"/>
+        </w:rPr>
+      </w:pPr>
+      <w:r>
+        <w:rPr>
+          <w:lang w:val="es-ES"/>
+        </w:rPr>
+        <w:t xml:space="preserve">Los </w:t>
+      </w:r>
+      <w:proofErr w:type="spellStart"/>
+      <w:r>
+        <w:rPr>
+          <w:lang w:val="es-ES"/>
+        </w:rPr>
+        <w:t>Steering</w:t>
+      </w:r>
+      <w:proofErr w:type="spellEnd"/>
+      <w:r>
+        <w:rPr>
+          <w:lang w:val="es-ES"/>
+        </w:rPr>
+        <w:t xml:space="preserve"> Files son archivos </w:t>
+      </w:r>
+      <w:proofErr w:type="spellStart"/>
+      <w:r>
+        <w:rPr>
+          <w:lang w:val="es-ES"/>
+        </w:rPr>
+        <w:t>Markdown</w:t>
+      </w:r>
+      <w:proofErr w:type="spellEnd"/>
+      <w:r>
+        <w:rPr>
+          <w:lang w:val="es-ES"/>
+        </w:rPr>
+        <w:t xml:space="preserve"> que dan a Kiro conocimiento persistente sobre tu </w:t>
+      </w:r>
+      <w:proofErr w:type="spellStart"/>
+      <w:r>
+        <w:rPr>
+          <w:lang w:val="es-ES"/>
+        </w:rPr>
+        <w:t>workspace</w:t>
+      </w:r>
+      <w:proofErr w:type="spellEnd"/>
+      <w:r>
+        <w:rPr>
+          <w:lang w:val="es-ES"/>
+        </w:rPr>
+        <w:t>. Evitan tener que repetir convenciones, preferencias y estándares en cada conversación.</w:t>
+      </w:r>
+    </w:p>
+    <w:p>
+      <w:pPr>
+        <w:rPr>
+          <w:lang w:val="es-ES"/>
+        </w:rPr>
+      </w:pPr>
+      <w:r>
+        <w:rPr>
+          <w:lang w:val="es-ES"/>
+        </w:rPr>
+        <w:t xml:space="preserve">Se almacenan </w:t>
+      </w:r>
+      <w:proofErr w:type="gramStart"/>
+      <w:r>
+        <w:rPr>
+          <w:lang w:val="es-ES"/>
+        </w:rPr>
+        <w:t>en .</w:t>
+      </w:r>
+      <w:proofErr w:type="spellStart"/>
+      <w:r>
+        <w:rPr>
+          <w:lang w:val="es-ES"/>
+        </w:rPr>
+        <w:t>kiro</w:t>
+      </w:r>
+      <w:proofErr w:type="spellEnd"/>
+      <w:proofErr w:type="gramEnd"/>
+      <w:r>
+        <w:rPr>
+          <w:lang w:val="es-ES"/>
+        </w:rPr>
+        <w:t>/</w:t>
+      </w:r>
+      <w:proofErr w:type="spellStart"/>
+      <w:r>
+        <w:rPr>
+          <w:lang w:val="es-ES"/>
+        </w:rPr>
+        <w:t>steering</w:t>
+      </w:r>
+      <w:proofErr w:type="spellEnd"/>
+      <w:r>
+        <w:rPr>
+          <w:lang w:val="es-ES"/>
+        </w:rPr>
+        <w:t>/ y Kiro los incluye automáticamente como contexto en cada interacción.</w:t>
       </w:r>
     </w:p>
     <w:p>
       <w:pPr>
         <w:pStyle w:val="Heading2"/>
       </w:pPr>
-      <w:r>
-        <w:t>Archivos Fundacionales (generados automáticamente)</w:t>
+      <w:proofErr w:type="spellStart"/>
+      <w:r>
+        <w:t>Archivos</w:t>
+      </w:r>
+      <w:proofErr w:type="spellEnd"/>
+      <w:r>
+        <w:t xml:space="preserve"> </w:t>
+      </w:r>
+      <w:proofErr w:type="spellStart"/>
+      <w:r>
+        <w:t>Fundacionales</w:t>
+      </w:r>
+      <w:proofErr w:type="spellEnd"/>
+      <w:r>
+        <w:t xml:space="preserve"> (</w:t>
+      </w:r>
+      <w:proofErr w:type="spellStart"/>
+      <w:r>
+        <w:t>generados</w:t>
+      </w:r>
+      <w:proofErr w:type="spellEnd"/>
+      <w:r>
+        <w:t xml:space="preserve"> </w:t>
+      </w:r>
+      <w:proofErr w:type="spellStart"/>
+      <w:r>
+        <w:t>automáticamente</w:t>
+      </w:r>
+      <w:proofErr w:type="spellEnd"/>
+      <w:r>
+        <w:t>)</w:t>
       </w:r>
     </w:p>
     <w:tbl>
@@ -600,6 +1030,7 @@
             <w:pPr>
               <w:jc w:val="center"/>
             </w:pPr>
+            <w:proofErr w:type="spellStart"/>
             <w:r>
               <w:rPr>
                 <w:rFonts w:ascii="Arial" w:eastAsia="Arial" w:hAnsi="Arial" w:cs="Arial"/>
@@ -611,6 +1042,7 @@
               </w:rPr>
               <w:t>Archivo</w:t>
             </w:r>
+            <w:proofErr w:type="spellEnd"/>
           </w:p>
         </w:tc>
         <w:tc>
@@ -629,6 +1061,7 @@
             <w:pPr>
               <w:jc w:val="center"/>
             </w:pPr>
+            <w:proofErr w:type="spellStart"/>
             <w:r>
               <w:rPr>
                 <w:rFonts w:ascii="Arial" w:eastAsia="Arial" w:hAnsi="Arial" w:cs="Arial"/>
@@ -640,6 +1073,7 @@
               </w:rPr>
               <w:t>Contenido</w:t>
             </w:r>
+            <w:proofErr w:type="spellEnd"/>
           </w:p>
         </w:tc>
       </w:tr>
@@ -696,7 +1130,25 @@
                 <w:szCs w:val="20"/>
                 <w:lang w:val="es-ES"/>
               </w:rPr>
-              <w:t>Propósito del producto, usuarios objetivo, features clave, objetivos de negocio</w:t>
+              <w:t xml:space="preserve">Propósito del producto, usuarios objetivo, </w:t>
+            </w:r>
+            <w:proofErr w:type="spellStart"/>
+            <w:r>
+              <w:rPr>
+                <w:sz w:val="20"/>
+                <w:szCs w:val="20"/>
+                <w:lang w:val="es-ES"/>
+              </w:rPr>
+              <w:t>features</w:t>
+            </w:r>
+            <w:proofErr w:type="spellEnd"/>
+            <w:r>
+              <w:rPr>
+                <w:sz w:val="20"/>
+                <w:szCs w:val="20"/>
+                <w:lang w:val="es-ES"/>
+              </w:rPr>
+              <w:t xml:space="preserve"> clave, objetivos de negocio</w:t>
             </w:r>
           </w:p>
         </w:tc>
@@ -748,13 +1200,41 @@
                 <w:lang w:val="es-ES"/>
               </w:rPr>
             </w:pPr>
-            <w:r>
-              <w:rPr>
-                <w:sz w:val="20"/>
-                <w:szCs w:val="20"/>
-                <w:lang w:val="es-ES"/>
-              </w:rPr>
-              <w:t>Frameworks, librerías, herramientas de desarrollo, constraints técnicos</w:t>
+            <w:proofErr w:type="spellStart"/>
+            <w:r>
+              <w:rPr>
+                <w:sz w:val="20"/>
+                <w:szCs w:val="20"/>
+                <w:lang w:val="es-ES"/>
+              </w:rPr>
+              <w:t>Frameworks</w:t>
+            </w:r>
+            <w:proofErr w:type="spellEnd"/>
+            <w:r>
+              <w:rPr>
+                <w:sz w:val="20"/>
+                <w:szCs w:val="20"/>
+                <w:lang w:val="es-ES"/>
+              </w:rPr>
+              <w:t xml:space="preserve">, librerías, herramientas de desarrollo, </w:t>
+            </w:r>
+            <w:proofErr w:type="spellStart"/>
+            <w:r>
+              <w:rPr>
+                <w:sz w:val="20"/>
+                <w:szCs w:val="20"/>
+                <w:lang w:val="es-ES"/>
+              </w:rPr>
+              <w:t>constraints</w:t>
+            </w:r>
+            <w:proofErr w:type="spellEnd"/>
+            <w:r>
+              <w:rPr>
+                <w:sz w:val="20"/>
+                <w:szCs w:val="20"/>
+                <w:lang w:val="es-ES"/>
+              </w:rPr>
+              <w:t xml:space="preserve"> técnicos</w:t>
             </w:r>
           </w:p>
         </w:tc>
@@ -812,7 +1292,61 @@
                 <w:szCs w:val="20"/>
                 <w:lang w:val="es-ES"/>
               </w:rPr>
-              <w:t>Organización de archivos, naming conventions, patrones de imports, decisiones de arquitectura</w:t>
+              <w:t xml:space="preserve">Organización de archivos, </w:t>
+            </w:r>
+            <w:proofErr w:type="spellStart"/>
+            <w:r>
+              <w:rPr>
+                <w:sz w:val="20"/>
+                <w:szCs w:val="20"/>
+                <w:lang w:val="es-ES"/>
+              </w:rPr>
+              <w:t>naming</w:t>
+            </w:r>
+            <w:proofErr w:type="spellEnd"/>
+            <w:r>
+              <w:rPr>
+                <w:sz w:val="20"/>
+                <w:szCs w:val="20"/>
+                <w:lang w:val="es-ES"/>
+              </w:rPr>
+              <w:t xml:space="preserve"> </w:t>
+            </w:r>
+            <w:proofErr w:type="spellStart"/>
+            <w:r>
+              <w:rPr>
+                <w:sz w:val="20"/>
+                <w:szCs w:val="20"/>
+                <w:lang w:val="es-ES"/>
+              </w:rPr>
+              <w:t>conventions</w:t>
+            </w:r>
+            <w:proofErr w:type="spellEnd"/>
+            <w:r>
+              <w:rPr>
+                <w:sz w:val="20"/>
+                <w:szCs w:val="20"/>
+                <w:lang w:val="es-ES"/>
+              </w:rPr>
+              <w:t xml:space="preserve">, patrones de </w:t>
+            </w:r>
+            <w:proofErr w:type="spellStart"/>
+            <w:r>
+              <w:rPr>
+                <w:sz w:val="20"/>
+                <w:szCs w:val="20"/>
+                <w:lang w:val="es-ES"/>
+              </w:rPr>
+              <w:t>imports</w:t>
+            </w:r>
+            <w:proofErr w:type="spellEnd"/>
+            <w:r>
+              <w:rPr>
+                <w:sz w:val="20"/>
+                <w:szCs w:val="20"/>
+                <w:lang w:val="es-ES"/>
+              </w:rPr>
+              <w:t>, decisiones de arquitectura</w:t>
             </w:r>
           </w:p>
         </w:tc>
@@ -838,11 +1372,55 @@
           <w:lang w:val="es-ES"/>
         </w:rPr>
       </w:pPr>
-      <w:r>
-        <w:rPr>
-          <w:lang w:val="es-ES"/>
-        </w:rPr>
-        <w:t>Workspace (.kiro/steering/) — estándares del proyecto específico</w:t>
+      <w:proofErr w:type="spellStart"/>
+      <w:r>
+        <w:rPr>
+          <w:lang w:val="es-ES"/>
+        </w:rPr>
+        <w:t>Workspace</w:t>
+      </w:r>
+      <w:proofErr w:type="spellEnd"/>
+      <w:r>
+        <w:rPr>
+          <w:lang w:val="es-ES"/>
+        </w:rPr>
+        <w:t xml:space="preserve"> </w:t>
+      </w:r>
+      <w:proofErr w:type="gramStart"/>
+      <w:r>
+        <w:rPr>
+          <w:lang w:val="es-ES"/>
+        </w:rPr>
+        <w:t>(.</w:t>
+      </w:r>
+      <w:proofErr w:type="spellStart"/>
+      <w:r>
+        <w:rPr>
+          <w:lang w:val="es-ES"/>
+        </w:rPr>
+        <w:t>kiro</w:t>
+      </w:r>
+      <w:proofErr w:type="spellEnd"/>
+      <w:proofErr w:type="gramEnd"/>
+      <w:r>
+        <w:rPr>
+          <w:lang w:val="es-ES"/>
+        </w:rPr>
+        <w:t>/</w:t>
+      </w:r>
+      <w:proofErr w:type="spellStart"/>
+      <w:r>
+        <w:rPr>
+          <w:lang w:val="es-ES"/>
+        </w:rPr>
+        <w:t>steering</w:t>
+      </w:r>
+      <w:proofErr w:type="spellEnd"/>
+      <w:r>
+        <w:rPr>
+          <w:lang w:val="es-ES"/>
+        </w:rPr>
+        <w:t>/) — estándares del proyecto específico</w:t>
       </w:r>
     </w:p>
     <w:p>
@@ -860,7 +1438,43 @@
         <w:rPr>
           <w:lang w:val="es-ES"/>
         </w:rPr>
-        <w:t>Global (~/.kiro/steering/) — convenciones personales para todos los proyectos</w:t>
+        <w:t>Global (~</w:t>
+      </w:r>
+      <w:proofErr w:type="gramStart"/>
+      <w:r>
+        <w:rPr>
+          <w:lang w:val="es-ES"/>
+        </w:rPr>
+        <w:t>/.</w:t>
+      </w:r>
+      <w:proofErr w:type="spellStart"/>
+      <w:r>
+        <w:rPr>
+          <w:lang w:val="es-ES"/>
+        </w:rPr>
+        <w:t>kiro</w:t>
+      </w:r>
+      <w:proofErr w:type="spellEnd"/>
+      <w:proofErr w:type="gramEnd"/>
+      <w:r>
+        <w:rPr>
+          <w:lang w:val="es-ES"/>
+        </w:rPr>
+        <w:t>/</w:t>
+      </w:r>
+      <w:proofErr w:type="spellStart"/>
+      <w:r>
+        <w:rPr>
+          <w:lang w:val="es-ES"/>
+        </w:rPr>
+        <w:t>steering</w:t>
+      </w:r>
+      <w:proofErr w:type="spellEnd"/>
+      <w:r>
+        <w:rPr>
+          <w:lang w:val="es-ES"/>
+        </w:rPr>
+        <w:t>/) — convenciones personales para todos los proyectos</w:t>
       </w:r>
     </w:p>
     <w:p>
@@ -885,15 +1499,28 @@
       <w:pPr>
         <w:spacing w:before="200"/>
       </w:pPr>
-      <w:r>
-        <w:t xml:space="preserve">Documentación: </w:t>
+      <w:proofErr w:type="spellStart"/>
+      <w:r>
+        <w:t>Documentación</w:t>
+      </w:r>
+      <w:proofErr w:type="spellEnd"/>
+      <w:r>
+        <w:t xml:space="preserve">: </w:t>
       </w:r>
       <w:hyperlink r:id="rId9" w:history="1">
+        <w:proofErr w:type="spellStart"/>
         <w:r>
           <w:rPr>
             <w:rStyle w:val="Hyperlink"/>
           </w:rPr>
-          <w:t>kiro.dev/docs/steering</w:t>
+          <w:t>kiro.dev</w:t>
+        </w:r>
+        <w:proofErr w:type="spellEnd"/>
+        <w:r>
+          <w:rPr>
+            <w:rStyle w:val="Hyperlink"/>
+          </w:rPr>
+          <w:t>/docs/steering</w:t>
         </w:r>
       </w:hyperlink>
     </w:p>
@@ -923,7 +1550,23 @@
         <w:pStyle w:val="Heading2"/>
       </w:pPr>
       <w:r>
-        <w:t>Las 3 Fases de una Spec</w:t>
+        <w:t xml:space="preserve">Las 3 </w:t>
+      </w:r>
+      <w:proofErr w:type="spellStart"/>
+      <w:r>
+        <w:t>Fases</w:t>
+      </w:r>
+      <w:proofErr w:type="spellEnd"/>
+      <w:r>
+        <w:t xml:space="preserve"> de </w:t>
+      </w:r>
+      <w:proofErr w:type="spellStart"/>
+      <w:r>
+        <w:t>una</w:t>
+      </w:r>
+      <w:proofErr w:type="spellEnd"/>
+      <w:r>
+        <w:t xml:space="preserve"> Spec</w:t>
       </w:r>
     </w:p>
     <w:tbl>
@@ -1003,6 +1646,7 @@
             <w:pPr>
               <w:jc w:val="center"/>
             </w:pPr>
+            <w:proofErr w:type="spellStart"/>
             <w:r>
               <w:rPr>
                 <w:rFonts w:ascii="Arial" w:eastAsia="Arial" w:hAnsi="Arial" w:cs="Arial"/>
@@ -1014,6 +1658,7 @@
               </w:rPr>
               <w:t>Archivo</w:t>
             </w:r>
+            <w:proofErr w:type="spellEnd"/>
           </w:p>
         </w:tc>
         <w:tc>
@@ -1032,6 +1677,7 @@
             <w:pPr>
               <w:jc w:val="center"/>
             </w:pPr>
+            <w:proofErr w:type="spellStart"/>
             <w:r>
               <w:rPr>
                 <w:rFonts w:ascii="Arial" w:eastAsia="Arial" w:hAnsi="Arial" w:cs="Arial"/>
@@ -1043,6 +1689,7 @@
               </w:rPr>
               <w:t>Contenido</w:t>
             </w:r>
+            <w:proofErr w:type="spellEnd"/>
           </w:p>
         </w:tc>
       </w:tr>
@@ -1193,8 +1840,36 @@
                 <w:szCs w:val="20"/>
                 <w:lang w:val="es-ES"/>
               </w:rPr>
-              <w:t>Arquitectura técnica, componentes, tech stack</w:t>
-            </w:r>
+              <w:t xml:space="preserve">Arquitectura técnica, componentes, </w:t>
+            </w:r>
+            <w:proofErr w:type="spellStart"/>
+            <w:r>
+              <w:rPr>
+                <w:sz w:val="20"/>
+                <w:szCs w:val="20"/>
+                <w:lang w:val="es-ES"/>
+              </w:rPr>
+              <w:t>tech</w:t>
+            </w:r>
+            <w:proofErr w:type="spellEnd"/>
+            <w:r>
+              <w:rPr>
+                <w:sz w:val="20"/>
+                <w:szCs w:val="20"/>
+                <w:lang w:val="es-ES"/>
+              </w:rPr>
+              <w:t xml:space="preserve"> </w:t>
+            </w:r>
+            <w:proofErr w:type="spellStart"/>
+            <w:r>
+              <w:rPr>
+                <w:sz w:val="20"/>
+                <w:szCs w:val="20"/>
+                <w:lang w:val="es-ES"/>
+              </w:rPr>
+              <w:t>stack</w:t>
+            </w:r>
+            <w:proofErr w:type="spellEnd"/>
           </w:p>
         </w:tc>
       </w:tr>
@@ -1272,8 +1947,18 @@
                 <w:szCs w:val="20"/>
                 <w:lang w:val="es-ES"/>
               </w:rPr>
-              <w:t>Pasos discretos ejecutables por el agente, con tests</w:t>
-            </w:r>
+              <w:t xml:space="preserve">Pasos discretos ejecutables por el agente, con </w:t>
+            </w:r>
+            <w:proofErr w:type="spellStart"/>
+            <w:r>
+              <w:rPr>
+                <w:sz w:val="20"/>
+                <w:szCs w:val="20"/>
+                <w:lang w:val="es-ES"/>
+              </w:rPr>
+              <w:t>tests</w:t>
+            </w:r>
+            <w:proofErr w:type="spellEnd"/>
           </w:p>
         </w:tc>
       </w:tr>
@@ -1282,9 +1967,19 @@
       <w:pPr>
         <w:pStyle w:val="Heading2"/>
       </w:pPr>
-      <w:r>
-        <w:t>Flujo de Trabajo</w:t>
-      </w:r>
+      <w:proofErr w:type="spellStart"/>
+      <w:r>
+        <w:t>Flujo</w:t>
+      </w:r>
+      <w:proofErr w:type="spellEnd"/>
+      <w:r>
+        <w:t xml:space="preserve"> de </w:t>
+      </w:r>
+      <w:proofErr w:type="spellStart"/>
+      <w:r>
+        <w:t>Trabajo</w:t>
+      </w:r>
+      <w:proofErr w:type="spellEnd"/>
     </w:p>
     <w:p>
       <w:pPr>
@@ -1301,8 +1996,30 @@
         <w:rPr>
           <w:lang w:val="es-ES"/>
         </w:rPr>
-        <w:t>1. Prompt en lenguaje natural describiendo la feature</w:t>
-      </w:r>
+        <w:t xml:space="preserve">1. </w:t>
+      </w:r>
+      <w:proofErr w:type="spellStart"/>
+      <w:r>
+        <w:rPr>
+          <w:lang w:val="es-ES"/>
+        </w:rPr>
+        <w:t>Prompt</w:t>
+      </w:r>
+      <w:proofErr w:type="spellEnd"/>
+      <w:r>
+        <w:rPr>
+          <w:lang w:val="es-ES"/>
+        </w:rPr>
+        <w:t xml:space="preserve"> en lenguaje natural describiendo la </w:t>
+      </w:r>
+      <w:proofErr w:type="spellStart"/>
+      <w:r>
+        <w:rPr>
+          <w:lang w:val="es-ES"/>
+        </w:rPr>
+        <w:t>feature</w:t>
+      </w:r>
+      <w:proofErr w:type="spellEnd"/>
     </w:p>
     <w:p>
       <w:pPr>
@@ -1325,7 +2042,23 @@
         </w:numPr>
       </w:pPr>
       <w:r>
-        <w:t>3. Revisión y aprobación de requirements</w:t>
+        <w:t xml:space="preserve">3. </w:t>
+      </w:r>
+      <w:proofErr w:type="spellStart"/>
+      <w:r>
+        <w:t>Revisión</w:t>
+      </w:r>
+      <w:proofErr w:type="spellEnd"/>
+      <w:r>
+        <w:t xml:space="preserve"> y </w:t>
+      </w:r>
+      <w:proofErr w:type="spellStart"/>
+      <w:r>
+        <w:t>aprobación</w:t>
+      </w:r>
+      <w:proofErr w:type="spellEnd"/>
+      <w:r>
+        <w:t xml:space="preserve"> de requirements</w:t>
       </w:r>
     </w:p>
     <w:p>
@@ -1343,8 +2076,16 @@
         <w:rPr>
           <w:lang w:val="es-ES"/>
         </w:rPr>
-        <w:t>4. Kiro genera diseño de arquitectura basado en el codebase</w:t>
-      </w:r>
+        <w:t xml:space="preserve">4. Kiro genera diseño de arquitectura basado en el </w:t>
+      </w:r>
+      <w:proofErr w:type="spellStart"/>
+      <w:r>
+        <w:rPr>
+          <w:lang w:val="es-ES"/>
+        </w:rPr>
+        <w:t>codebase</w:t>
+      </w:r>
+      <w:proofErr w:type="spellEnd"/>
     </w:p>
     <w:p>
       <w:pPr>
@@ -1379,8 +2120,16 @@
         <w:rPr>
           <w:lang w:val="es-ES"/>
         </w:rPr>
-        <w:t>6. Los agentes ejecutan cada tarea y generan código + tests</w:t>
-      </w:r>
+        <w:t xml:space="preserve">6. Los agentes ejecutan cada tarea y generan código + </w:t>
+      </w:r>
+      <w:proofErr w:type="spellStart"/>
+      <w:r>
+        <w:rPr>
+          <w:lang w:val="es-ES"/>
+        </w:rPr>
+        <w:t>tests</w:t>
+      </w:r>
+      <w:proofErr w:type="spellEnd"/>
     </w:p>
     <w:p>
       <w:pPr>
@@ -1397,7 +2146,35 @@
         <w:rPr>
           <w:lang w:val="es-ES"/>
         </w:rPr>
-        <w:t>7. Review del diff generado → aprobar o iterar</w:t>
+        <w:t xml:space="preserve">7. </w:t>
+      </w:r>
+      <w:proofErr w:type="spellStart"/>
+      <w:r>
+        <w:rPr>
+          <w:lang w:val="es-ES"/>
+        </w:rPr>
+        <w:t>Review</w:t>
+      </w:r>
+      <w:proofErr w:type="spellEnd"/>
+      <w:r>
+        <w:rPr>
+          <w:lang w:val="es-ES"/>
+        </w:rPr>
+        <w:t xml:space="preserve"> del </w:t>
+      </w:r>
+      <w:proofErr w:type="spellStart"/>
+      <w:r>
+        <w:rPr>
+          <w:lang w:val="es-ES"/>
+        </w:rPr>
+        <w:t>diff</w:t>
+      </w:r>
+      <w:proofErr w:type="spellEnd"/>
+      <w:r>
+        <w:rPr>
+          <w:lang w:val="es-ES"/>
+        </w:rPr>
+        <w:t xml:space="preserve"> generado → aprobar o iterar</w:t>
       </w:r>
     </w:p>
     <w:p>
@@ -1405,7 +2182,15 @@
         <w:pStyle w:val="Heading2"/>
       </w:pPr>
       <w:r>
-        <w:t>¿Por qué Spec-Driven?</w:t>
+        <w:t xml:space="preserve">¿Por </w:t>
+      </w:r>
+      <w:proofErr w:type="spellStart"/>
+      <w:r>
+        <w:t>qué</w:t>
+      </w:r>
+      <w:proofErr w:type="spellEnd"/>
+      <w:r>
+        <w:t xml:space="preserve"> Spec-Driven?</w:t>
       </w:r>
     </w:p>
     <w:p>
@@ -1423,8 +2208,30 @@
         <w:rPr>
           <w:lang w:val="es-ES"/>
         </w:rPr>
-        <w:t>Las specs son más estables que el código → menos churn</w:t>
-      </w:r>
+        <w:t xml:space="preserve">Las </w:t>
+      </w:r>
+      <w:proofErr w:type="spellStart"/>
+      <w:r>
+        <w:rPr>
+          <w:lang w:val="es-ES"/>
+        </w:rPr>
+        <w:t>specs</w:t>
+      </w:r>
+      <w:proofErr w:type="spellEnd"/>
+      <w:r>
+        <w:rPr>
+          <w:lang w:val="es-ES"/>
+        </w:rPr>
+        <w:t xml:space="preserve"> son más estables que el código → menos </w:t>
+      </w:r>
+      <w:proofErr w:type="spellStart"/>
+      <w:r>
+        <w:rPr>
+          <w:lang w:val="es-ES"/>
+        </w:rPr>
+        <w:t>churn</w:t>
+      </w:r>
+      <w:proofErr w:type="spellEnd"/>
     </w:p>
     <w:p>
       <w:pPr>
@@ -1441,7 +2248,49 @@
         <w:rPr>
           <w:lang w:val="es-ES"/>
         </w:rPr>
-        <w:t>Revisables por PMs, diseñadores y tech leads (no solo developers)</w:t>
+        <w:t xml:space="preserve">Revisables por </w:t>
+      </w:r>
+      <w:proofErr w:type="spellStart"/>
+      <w:r>
+        <w:rPr>
+          <w:lang w:val="es-ES"/>
+        </w:rPr>
+        <w:t>PMs</w:t>
+      </w:r>
+      <w:proofErr w:type="spellEnd"/>
+      <w:r>
+        <w:rPr>
+          <w:lang w:val="es-ES"/>
+        </w:rPr>
+        <w:t xml:space="preserve">, diseñadores y </w:t>
+      </w:r>
+      <w:proofErr w:type="spellStart"/>
+      <w:r>
+        <w:rPr>
+          <w:lang w:val="es-ES"/>
+        </w:rPr>
+        <w:t>tech</w:t>
+      </w:r>
+      <w:proofErr w:type="spellEnd"/>
+      <w:r>
+        <w:rPr>
+          <w:lang w:val="es-ES"/>
+        </w:rPr>
+        <w:t xml:space="preserve"> leads (no solo </w:t>
+      </w:r>
+      <w:proofErr w:type="spellStart"/>
+      <w:r>
+        <w:rPr>
+          <w:lang w:val="es-ES"/>
+        </w:rPr>
+        <w:t>developers</w:t>
+      </w:r>
+      <w:proofErr w:type="spellEnd"/>
+      <w:r>
+        <w:rPr>
+          <w:lang w:val="es-ES"/>
+        </w:rPr>
+        <w:t>)</w:t>
       </w:r>
     </w:p>
     <w:p>
@@ -1452,8 +2301,21 @@
           <w:numId w:val="2"/>
         </w:numPr>
       </w:pPr>
-      <w:r>
-        <w:t>Trazabilidad completa: requirement → código → test</w:t>
+      <w:proofErr w:type="spellStart"/>
+      <w:r>
+        <w:t>Trazabilidad</w:t>
+      </w:r>
+      <w:proofErr w:type="spellEnd"/>
+      <w:r>
+        <w:t xml:space="preserve"> completa: requirement → </w:t>
+      </w:r>
+      <w:proofErr w:type="spellStart"/>
+      <w:r>
+        <w:t>código</w:t>
+      </w:r>
+      <w:proofErr w:type="spellEnd"/>
+      <w:r>
+        <w:t xml:space="preserve"> → test</w:t>
       </w:r>
     </w:p>
     <w:p>
@@ -1478,15 +2340,28 @@
       <w:pPr>
         <w:spacing w:before="200"/>
       </w:pPr>
-      <w:r>
-        <w:t xml:space="preserve">Documentación: </w:t>
+      <w:proofErr w:type="spellStart"/>
+      <w:r>
+        <w:t>Documentación</w:t>
+      </w:r>
+      <w:proofErr w:type="spellEnd"/>
+      <w:r>
+        <w:t xml:space="preserve">: </w:t>
       </w:r>
       <w:hyperlink r:id="rId10" w:history="1">
+        <w:proofErr w:type="spellStart"/>
         <w:r>
           <w:rPr>
             <w:rStyle w:val="Hyperlink"/>
           </w:rPr>
-          <w:t>kiro.dev/docs/specs</w:t>
+          <w:t>kiro.dev</w:t>
+        </w:r>
+        <w:proofErr w:type="spellEnd"/>
+        <w:r>
+          <w:rPr>
+            <w:rStyle w:val="Hyperlink"/>
+          </w:rPr>
+          <w:t>/docs/specs</w:t>
         </w:r>
       </w:hyperlink>
     </w:p>
@@ -1514,15 +2389,34 @@
         <w:rPr>
           <w:lang w:val="es-ES"/>
         </w:rPr>
-        <w:t>Los Hooks son triggers automáticos que ejecutan acciones de agentes cuando ocurren eventos específicos. Eliminan trabajo manual repetitivo y se configuran en lenguaje natural.</w:t>
+        <w:t xml:space="preserve">Los Hooks son </w:t>
+      </w:r>
+      <w:proofErr w:type="spellStart"/>
+      <w:r>
+        <w:rPr>
+          <w:lang w:val="es-ES"/>
+        </w:rPr>
+        <w:t>triggers</w:t>
+      </w:r>
+      <w:proofErr w:type="spellEnd"/>
+      <w:r>
+        <w:rPr>
+          <w:lang w:val="es-ES"/>
+        </w:rPr>
+        <w:t xml:space="preserve"> automáticos que ejecutan acciones de agentes cuando ocurren eventos específicos. Eliminan trabajo manual repetitivo y se configuran en lenguaje natural.</w:t>
       </w:r>
     </w:p>
     <w:p>
       <w:pPr>
         <w:pStyle w:val="Heading2"/>
       </w:pPr>
-      <w:r>
-        <w:t>Tipos de Triggers</w:t>
+      <w:proofErr w:type="spellStart"/>
+      <w:r>
+        <w:t>Tipos</w:t>
+      </w:r>
+      <w:proofErr w:type="spellEnd"/>
+      <w:r>
+        <w:t xml:space="preserve"> de Triggers</w:t>
       </w:r>
     </w:p>
     <w:tbl>
@@ -1601,6 +2495,7 @@
             <w:pPr>
               <w:jc w:val="center"/>
             </w:pPr>
+            <w:proofErr w:type="spellStart"/>
             <w:r>
               <w:rPr>
                 <w:rFonts w:ascii="Arial" w:eastAsia="Arial" w:hAnsi="Arial" w:cs="Arial"/>
@@ -1612,6 +2507,7 @@
               </w:rPr>
               <w:t>Ejemplos</w:t>
             </w:r>
+            <w:proofErr w:type="spellEnd"/>
           </w:p>
         </w:tc>
       </w:tr>
@@ -1835,9 +2731,19 @@
       <w:pPr>
         <w:pStyle w:val="Heading2"/>
       </w:pPr>
-      <w:r>
-        <w:t>Patrones Comunes</w:t>
-      </w:r>
+      <w:proofErr w:type="spellStart"/>
+      <w:r>
+        <w:t>Patrones</w:t>
+      </w:r>
+      <w:proofErr w:type="spellEnd"/>
+      <w:r>
+        <w:t xml:space="preserve"> </w:t>
+      </w:r>
+      <w:proofErr w:type="spellStart"/>
+      <w:r>
+        <w:t>Comunes</w:t>
+      </w:r>
+      <w:proofErr w:type="spellEnd"/>
     </w:p>
     <w:p>
       <w:pPr>
@@ -1854,7 +2760,21 @@
         <w:rPr>
           <w:lang w:val="es-ES"/>
         </w:rPr>
-        <w:t>Auto-test: genera/actualiza tests al guardar un componente</w:t>
+        <w:t xml:space="preserve">Auto-test: genera/actualiza </w:t>
+      </w:r>
+      <w:proofErr w:type="spellStart"/>
+      <w:r>
+        <w:rPr>
+          <w:lang w:val="es-ES"/>
+        </w:rPr>
+        <w:t>tests</w:t>
+      </w:r>
+      <w:proofErr w:type="spellEnd"/>
+      <w:r>
+        <w:rPr>
+          <w:lang w:val="es-ES"/>
+        </w:rPr>
+        <w:t xml:space="preserve"> al guardar un componente</w:t>
       </w:r>
     </w:p>
     <w:p>
@@ -1872,7 +2792,21 @@
         <w:rPr>
           <w:lang w:val="es-ES"/>
         </w:rPr>
-        <w:t>Auto-docs: actualiza documentación cuando cambia una API</w:t>
+        <w:t>Auto-</w:t>
+      </w:r>
+      <w:proofErr w:type="spellStart"/>
+      <w:r>
+        <w:rPr>
+          <w:lang w:val="es-ES"/>
+        </w:rPr>
+        <w:t>docs</w:t>
+      </w:r>
+      <w:proofErr w:type="spellEnd"/>
+      <w:r>
+        <w:rPr>
+          <w:lang w:val="es-ES"/>
+        </w:rPr>
+        <w:t>: actualiza documentación cuando cambia una API</w:t>
       </w:r>
     </w:p>
     <w:p>
@@ -1890,7 +2824,21 @@
         <w:rPr>
           <w:lang w:val="es-ES"/>
         </w:rPr>
-        <w:t>Security check: valida patrones de seguridad al crear archivos</w:t>
+        <w:t xml:space="preserve">Security </w:t>
+      </w:r>
+      <w:proofErr w:type="spellStart"/>
+      <w:r>
+        <w:rPr>
+          <w:lang w:val="es-ES"/>
+        </w:rPr>
+        <w:t>check</w:t>
+      </w:r>
+      <w:proofErr w:type="spellEnd"/>
+      <w:r>
+        <w:rPr>
+          <w:lang w:val="es-ES"/>
+        </w:rPr>
+        <w:t>: valida patrones de seguridad al crear archivos</w:t>
       </w:r>
     </w:p>
     <w:p>
@@ -1908,7 +2856,35 @@
         <w:rPr>
           <w:lang w:val="es-ES"/>
         </w:rPr>
-        <w:t>Client stubs: regenera stubs de API cuando cambia un contrato</w:t>
+        <w:t xml:space="preserve">Client </w:t>
+      </w:r>
+      <w:proofErr w:type="spellStart"/>
+      <w:r>
+        <w:rPr>
+          <w:lang w:val="es-ES"/>
+        </w:rPr>
+        <w:t>stubs</w:t>
+      </w:r>
+      <w:proofErr w:type="spellEnd"/>
+      <w:r>
+        <w:rPr>
+          <w:lang w:val="es-ES"/>
+        </w:rPr>
+        <w:t xml:space="preserve">: regenera </w:t>
+      </w:r>
+      <w:proofErr w:type="spellStart"/>
+      <w:r>
+        <w:rPr>
+          <w:lang w:val="es-ES"/>
+        </w:rPr>
+        <w:t>stubs</w:t>
+      </w:r>
+      <w:proofErr w:type="spellEnd"/>
+      <w:r>
+        <w:rPr>
+          <w:lang w:val="es-ES"/>
+        </w:rPr>
+        <w:t xml:space="preserve"> de API cuando cambia un contrato</w:t>
       </w:r>
     </w:p>
     <w:p>
@@ -1925,13 +2901,47 @@
         <w:t xml:space="preserve">Documentación: </w:t>
       </w:r>
       <w:hyperlink r:id="rId11" w:history="1">
+        <w:proofErr w:type="spellStart"/>
         <w:r>
           <w:rPr>
             <w:rStyle w:val="Hyperlink"/>
             <w:lang w:val="es-ES"/>
           </w:rPr>
-          <w:t>kiro.dev/docs/hooks</w:t>
+          <w:t>kiro.dev</w:t>
         </w:r>
+        <w:proofErr w:type="spellEnd"/>
+        <w:r>
+          <w:rPr>
+            <w:rStyle w:val="Hyperlink"/>
+            <w:lang w:val="es-ES"/>
+          </w:rPr>
+          <w:t>/</w:t>
+        </w:r>
+        <w:proofErr w:type="spellStart"/>
+        <w:r>
+          <w:rPr>
+            <w:rStyle w:val="Hyperlink"/>
+            <w:lang w:val="es-ES"/>
+          </w:rPr>
+          <w:t>docs</w:t>
+        </w:r>
+        <w:proofErr w:type="spellEnd"/>
+        <w:r>
+          <w:rPr>
+            <w:rStyle w:val="Hyperlink"/>
+            <w:lang w:val="es-ES"/>
+          </w:rPr>
+          <w:t>/</w:t>
+        </w:r>
+        <w:proofErr w:type="spellStart"/>
+        <w:r>
+          <w:rPr>
+            <w:rStyle w:val="Hyperlink"/>
+            <w:lang w:val="es-ES"/>
+          </w:rPr>
+          <w:t>hooks</w:t>
+        </w:r>
+        <w:proofErr w:type="spellEnd"/>
       </w:hyperlink>
     </w:p>
     <w:p>
@@ -1958,7 +2968,63 @@
         <w:rPr>
           <w:lang w:val="es-ES"/>
         </w:rPr>
-        <w:t>El Model Context Protocol (MCP) permite a Kiro conectarse a fuentes externas: documentación, bases de datos, APIs, y servicios cloud. Kiro tiene soporte nativo de MCP, incluyendo MCP remoto.</w:t>
+        <w:t xml:space="preserve">El Model </w:t>
+      </w:r>
+      <w:proofErr w:type="spellStart"/>
+      <w:r>
+        <w:rPr>
+          <w:lang w:val="es-ES"/>
+        </w:rPr>
+        <w:t>Context</w:t>
+      </w:r>
+      <w:proofErr w:type="spellEnd"/>
+      <w:r>
+        <w:rPr>
+          <w:lang w:val="es-ES"/>
+        </w:rPr>
+        <w:t xml:space="preserve"> </w:t>
+      </w:r>
+      <w:proofErr w:type="spellStart"/>
+      <w:r>
+        <w:rPr>
+          <w:lang w:val="es-ES"/>
+        </w:rPr>
+        <w:t>Protocol</w:t>
+      </w:r>
+      <w:proofErr w:type="spellEnd"/>
+      <w:r>
+        <w:rPr>
+          <w:lang w:val="es-ES"/>
+        </w:rPr>
+        <w:t xml:space="preserve"> (MCP) permite a Kiro conectarse a fuentes externas: documentación, bases de datos, </w:t>
+      </w:r>
+      <w:proofErr w:type="spellStart"/>
+      <w:r>
+        <w:rPr>
+          <w:lang w:val="es-ES"/>
+        </w:rPr>
+        <w:t>APIs</w:t>
+      </w:r>
+      <w:proofErr w:type="spellEnd"/>
+      <w:r>
+        <w:rPr>
+          <w:lang w:val="es-ES"/>
+        </w:rPr>
+        <w:t xml:space="preserve">, y servicios </w:t>
+      </w:r>
+      <w:proofErr w:type="spellStart"/>
+      <w:r>
+        <w:rPr>
+          <w:lang w:val="es-ES"/>
+        </w:rPr>
+        <w:t>cloud</w:t>
+      </w:r>
+      <w:proofErr w:type="spellEnd"/>
+      <w:r>
+        <w:rPr>
+          <w:lang w:val="es-ES"/>
+        </w:rPr>
+        <w:t>. Kiro tiene soporte nativo de MCP, incluyendo MCP remoto.</w:t>
       </w:r>
     </w:p>
     <w:p>
@@ -2001,8 +3067,13 @@
           <w:numId w:val="2"/>
         </w:numPr>
       </w:pPr>
-      <w:r>
-        <w:t>CodeCatalyst — source control, PRs, CI pipelines</w:t>
+      <w:proofErr w:type="spellStart"/>
+      <w:r>
+        <w:t>CodeCatalyst</w:t>
+      </w:r>
+      <w:proofErr w:type="spellEnd"/>
+      <w:r>
+        <w:t xml:space="preserve"> — source control, PRs, CI pipelines</w:t>
       </w:r>
     </w:p>
     <w:p>
@@ -2014,7 +3085,15 @@
         </w:numPr>
       </w:pPr>
       <w:r>
-        <w:t>Amazon SageMaker — conexión remota para data scientists</w:t>
+        <w:t xml:space="preserve">Amazon SageMaker — </w:t>
+      </w:r>
+      <w:proofErr w:type="spellStart"/>
+      <w:r>
+        <w:t>conexión</w:t>
+      </w:r>
+      <w:proofErr w:type="spellEnd"/>
+      <w:r>
+        <w:t xml:space="preserve"> remota para data scientists</w:t>
       </w:r>
     </w:p>
     <w:p>
@@ -2026,8 +3105,29 @@
         </w:numPr>
       </w:pPr>
       <w:r>
-        <w:t>CloudWatch/Observability — contexto de alarmas, traces, anomalías</w:t>
-      </w:r>
+        <w:t xml:space="preserve">CloudWatch/Observability — </w:t>
+      </w:r>
+      <w:proofErr w:type="spellStart"/>
+      <w:r>
+        <w:t>contexto</w:t>
+      </w:r>
+      <w:proofErr w:type="spellEnd"/>
+      <w:r>
+        <w:t xml:space="preserve"> de </w:t>
+      </w:r>
+      <w:proofErr w:type="spellStart"/>
+      <w:r>
+        <w:t>alarmas</w:t>
+      </w:r>
+      <w:proofErr w:type="spellEnd"/>
+      <w:r>
+        <w:t xml:space="preserve">, traces, </w:t>
+      </w:r>
+      <w:proofErr w:type="spellStart"/>
+      <w:r>
+        <w:t>anomalías</w:t>
+      </w:r>
+      <w:proofErr w:type="spellEnd"/>
     </w:p>
     <w:p>
       <w:pPr>
@@ -2044,15 +3144,42 @@
         <w:rPr>
           <w:lang w:val="es-ES"/>
         </w:rPr>
-        <w:t>IAM &amp; Organizations — permisos por usuario/proyecto</w:t>
+        <w:t xml:space="preserve">IAM &amp; </w:t>
+      </w:r>
+      <w:proofErr w:type="spellStart"/>
+      <w:r>
+        <w:rPr>
+          <w:lang w:val="es-ES"/>
+        </w:rPr>
+        <w:t>Organizations</w:t>
+      </w:r>
+      <w:proofErr w:type="spellEnd"/>
+      <w:r>
+        <w:rPr>
+          <w:lang w:val="es-ES"/>
+        </w:rPr>
+        <w:t xml:space="preserve"> — permisos por usuario/proyecto</w:t>
       </w:r>
     </w:p>
     <w:p>
       <w:pPr>
         <w:pStyle w:val="Heading2"/>
       </w:pPr>
-      <w:r>
-        <w:t>Otras Integraciones (MCP)</w:t>
+      <w:proofErr w:type="spellStart"/>
+      <w:r>
+        <w:t>Otras</w:t>
+      </w:r>
+      <w:proofErr w:type="spellEnd"/>
+      <w:r>
+        <w:t xml:space="preserve"> </w:t>
+      </w:r>
+      <w:proofErr w:type="spellStart"/>
+      <w:r>
+        <w:t>Integraciones</w:t>
+      </w:r>
+      <w:proofErr w:type="spellEnd"/>
+      <w:r>
+        <w:t xml:space="preserve"> (MCP)</w:t>
       </w:r>
     </w:p>
     <w:p>
@@ -2076,8 +3203,21 @@
         </w:numPr>
       </w:pPr>
       <w:r>
-        <w:t>90+ integraciones disponibles</w:t>
-      </w:r>
+        <w:t xml:space="preserve">90+ </w:t>
+      </w:r>
+      <w:proofErr w:type="spellStart"/>
+      <w:r>
+        <w:t>integraciones</w:t>
+      </w:r>
+      <w:proofErr w:type="spellEnd"/>
+      <w:r>
+        <w:t xml:space="preserve"> </w:t>
+      </w:r>
+      <w:proofErr w:type="spellStart"/>
+      <w:r>
+        <w:t>disponibles</w:t>
+      </w:r>
+      <w:proofErr w:type="spellEnd"/>
     </w:p>
     <w:p>
       <w:pPr>
@@ -2111,13 +3251,47 @@
         <w:t xml:space="preserve">Documentación MCP: </w:t>
       </w:r>
       <w:hyperlink r:id="rId12" w:history="1">
+        <w:proofErr w:type="spellStart"/>
         <w:r>
           <w:rPr>
             <w:rStyle w:val="Hyperlink"/>
             <w:lang w:val="es-ES"/>
           </w:rPr>
-          <w:t>kiro.dev/docs/mcp</w:t>
+          <w:t>kiro.dev</w:t>
         </w:r>
+        <w:proofErr w:type="spellEnd"/>
+        <w:r>
+          <w:rPr>
+            <w:rStyle w:val="Hyperlink"/>
+            <w:lang w:val="es-ES"/>
+          </w:rPr>
+          <w:t>/</w:t>
+        </w:r>
+        <w:proofErr w:type="spellStart"/>
+        <w:r>
+          <w:rPr>
+            <w:rStyle w:val="Hyperlink"/>
+            <w:lang w:val="es-ES"/>
+          </w:rPr>
+          <w:t>docs</w:t>
+        </w:r>
+        <w:proofErr w:type="spellEnd"/>
+        <w:r>
+          <w:rPr>
+            <w:rStyle w:val="Hyperlink"/>
+            <w:lang w:val="es-ES"/>
+          </w:rPr>
+          <w:t>/</w:t>
+        </w:r>
+        <w:proofErr w:type="spellStart"/>
+        <w:r>
+          <w:rPr>
+            <w:rStyle w:val="Hyperlink"/>
+            <w:lang w:val="es-ES"/>
+          </w:rPr>
+          <w:t>mcp</w:t>
+        </w:r>
+        <w:proofErr w:type="spellEnd"/>
       </w:hyperlink>
     </w:p>
     <w:p>
@@ -2127,12 +3301,28 @@
           <w:lang w:val="es-ES"/>
         </w:rPr>
       </w:pPr>
-      <w:r>
-        <w:rPr>
-          <w:lang w:val="es-ES"/>
-        </w:rPr>
-        <w:t>Steering Files vs Skills</w:t>
-      </w:r>
+      <w:proofErr w:type="spellStart"/>
+      <w:r>
+        <w:rPr>
+          <w:lang w:val="es-ES"/>
+        </w:rPr>
+        <w:t>Steering</w:t>
+      </w:r>
+      <w:proofErr w:type="spellEnd"/>
+      <w:r>
+        <w:rPr>
+          <w:lang w:val="es-ES"/>
+        </w:rPr>
+        <w:t xml:space="preserve"> Files vs </w:t>
+      </w:r>
+      <w:proofErr w:type="spellStart"/>
+      <w:r>
+        <w:rPr>
+          <w:lang w:val="es-ES"/>
+        </w:rPr>
+        <w:t>Skills</w:t>
+      </w:r>
+      <w:proofErr w:type="spellEnd"/>
     </w:p>
     <w:p>
       <w:pPr>
@@ -2278,6 +3468,7 @@
             <w:shd w:val="clear" w:color="auto" w:fill="F2F6FC"/>
           </w:tcPr>
           <w:p>
+            <w:proofErr w:type="spellStart"/>
             <w:r>
               <w:rPr>
                 <w:b/>
@@ -2285,7 +3476,17 @@
                 <w:sz w:val="20"/>
                 <w:szCs w:val="20"/>
               </w:rPr>
-              <w:t>Qué son</w:t>
+              <w:t>Qué</w:t>
+            </w:r>
+            <w:proofErr w:type="spellEnd"/>
+            <w:r>
+              <w:rPr>
+                <w:b/>
+                <w:bCs/>
+                <w:sz w:val="20"/>
+                <w:szCs w:val="20"/>
+              </w:rPr>
+              <w:t xml:space="preserve"> son</w:t>
             </w:r>
           </w:p>
         </w:tc>
@@ -2312,7 +3513,25 @@
                 <w:szCs w:val="20"/>
                 <w:lang w:val="es-ES"/>
               </w:rPr>
-              <w:t>Archivos Markdown con contexto y reglas para el agente</w:t>
+              <w:t xml:space="preserve">Archivos </w:t>
+            </w:r>
+            <w:proofErr w:type="spellStart"/>
+            <w:r>
+              <w:rPr>
+                <w:sz w:val="20"/>
+                <w:szCs w:val="20"/>
+                <w:lang w:val="es-ES"/>
+              </w:rPr>
+              <w:t>Markdown</w:t>
+            </w:r>
+            <w:proofErr w:type="spellEnd"/>
+            <w:r>
+              <w:rPr>
+                <w:sz w:val="20"/>
+                <w:szCs w:val="20"/>
+                <w:lang w:val="es-ES"/>
+              </w:rPr>
+              <w:t xml:space="preserve"> con contexto y reglas para el agente</w:t>
             </w:r>
           </w:p>
         </w:tc>
@@ -2339,7 +3558,25 @@
                 <w:szCs w:val="20"/>
                 <w:lang w:val="es-ES"/>
               </w:rPr>
-              <w:t>Capacidades predefinidas que el agente puede ejecutar (tools)</w:t>
+              <w:t>Capacidades predefinidas que el agente puede ejecutar (</w:t>
+            </w:r>
+            <w:proofErr w:type="spellStart"/>
+            <w:r>
+              <w:rPr>
+                <w:sz w:val="20"/>
+                <w:szCs w:val="20"/>
+                <w:lang w:val="es-ES"/>
+              </w:rPr>
+              <w:t>tools</w:t>
+            </w:r>
+            <w:proofErr w:type="spellEnd"/>
+            <w:r>
+              <w:rPr>
+                <w:sz w:val="20"/>
+                <w:szCs w:val="20"/>
+                <w:lang w:val="es-ES"/>
+              </w:rPr>
+              <w:t>)</w:t>
             </w:r>
           </w:p>
         </w:tc>
@@ -2363,6 +3600,7 @@
             <w:shd w:val="clear" w:color="auto" w:fill="FFFFFF"/>
           </w:tcPr>
           <w:p>
+            <w:proofErr w:type="spellStart"/>
             <w:r>
               <w:rPr>
                 <w:b/>
@@ -2370,8 +3608,29 @@
                 <w:sz w:val="20"/>
                 <w:szCs w:val="20"/>
               </w:rPr>
-              <w:t>Dónde viven</w:t>
-            </w:r>
+              <w:t>Dónde</w:t>
+            </w:r>
+            <w:proofErr w:type="spellEnd"/>
+            <w:r>
+              <w:rPr>
+                <w:b/>
+                <w:bCs/>
+                <w:sz w:val="20"/>
+                <w:szCs w:val="20"/>
+              </w:rPr>
+              <w:t xml:space="preserve"> </w:t>
+            </w:r>
+            <w:proofErr w:type="spellStart"/>
+            <w:r>
+              <w:rPr>
+                <w:b/>
+                <w:bCs/>
+                <w:sz w:val="20"/>
+                <w:szCs w:val="20"/>
+              </w:rPr>
+              <w:t>viven</w:t>
+            </w:r>
+            <w:proofErr w:type="spellEnd"/>
           </w:p>
         </w:tc>
         <w:tc>
@@ -2392,15 +3651,40 @@
                 <w:sz w:val="20"/>
                 <w:szCs w:val="20"/>
               </w:rPr>
-              <w:t>.kiro</w:t>
-            </w:r>
+              <w:t>.</w:t>
+            </w:r>
+            <w:proofErr w:type="spellStart"/>
+            <w:r>
+              <w:rPr>
+                <w:sz w:val="20"/>
+                <w:szCs w:val="20"/>
+              </w:rPr>
+              <w:t>kiro</w:t>
+            </w:r>
+            <w:proofErr w:type="spellEnd"/>
             <w:proofErr w:type="gramEnd"/>
             <w:r>
               <w:rPr>
                 <w:sz w:val="20"/>
                 <w:szCs w:val="20"/>
               </w:rPr>
-              <w:t>/steering/ (proyecto) o ~</w:t>
+              <w:t>/steering/ (</w:t>
+            </w:r>
+            <w:proofErr w:type="spellStart"/>
+            <w:r>
+              <w:rPr>
+                <w:sz w:val="20"/>
+                <w:szCs w:val="20"/>
+              </w:rPr>
+              <w:t>proyecto</w:t>
+            </w:r>
+            <w:proofErr w:type="spellEnd"/>
+            <w:r>
+              <w:rPr>
+                <w:sz w:val="20"/>
+                <w:szCs w:val="20"/>
+              </w:rPr>
+              <w:t>) o ~</w:t>
             </w:r>
             <w:proofErr w:type="gramStart"/>
             <w:r>
@@ -2408,8 +3692,17 @@
                 <w:sz w:val="20"/>
                 <w:szCs w:val="20"/>
               </w:rPr>
-              <w:t>/.kiro</w:t>
-            </w:r>
+              <w:t>/.</w:t>
+            </w:r>
+            <w:proofErr w:type="spellStart"/>
+            <w:r>
+              <w:rPr>
+                <w:sz w:val="20"/>
+                <w:szCs w:val="20"/>
+              </w:rPr>
+              <w:t>kiro</w:t>
+            </w:r>
+            <w:proofErr w:type="spellEnd"/>
             <w:proofErr w:type="gramEnd"/>
             <w:r>
               <w:rPr>
@@ -2467,6 +3760,7 @@
             <w:shd w:val="clear" w:color="auto" w:fill="F2F6FC"/>
           </w:tcPr>
           <w:p>
+            <w:proofErr w:type="spellStart"/>
             <w:r>
               <w:rPr>
                 <w:b/>
@@ -2474,8 +3768,29 @@
                 <w:sz w:val="20"/>
                 <w:szCs w:val="20"/>
               </w:rPr>
-              <w:t>Qué hacen</w:t>
-            </w:r>
+              <w:t>Qué</w:t>
+            </w:r>
+            <w:proofErr w:type="spellEnd"/>
+            <w:r>
+              <w:rPr>
+                <w:b/>
+                <w:bCs/>
+                <w:sz w:val="20"/>
+                <w:szCs w:val="20"/>
+              </w:rPr>
+              <w:t xml:space="preserve"> </w:t>
+            </w:r>
+            <w:proofErr w:type="spellStart"/>
+            <w:r>
+              <w:rPr>
+                <w:b/>
+                <w:bCs/>
+                <w:sz w:val="20"/>
+                <w:szCs w:val="20"/>
+              </w:rPr>
+              <w:t>hacen</w:t>
+            </w:r>
+            <w:proofErr w:type="spellEnd"/>
           </w:p>
         </w:tc>
         <w:tc>
@@ -2552,6 +3867,7 @@
             <w:shd w:val="clear" w:color="auto" w:fill="FFFFFF"/>
           </w:tcPr>
           <w:p>
+            <w:proofErr w:type="spellStart"/>
             <w:r>
               <w:rPr>
                 <w:b/>
@@ -2559,8 +3875,49 @@
                 <w:sz w:val="20"/>
                 <w:szCs w:val="20"/>
               </w:rPr>
-              <w:t>Quién los crea</w:t>
-            </w:r>
+              <w:t>Quién</w:t>
+            </w:r>
+            <w:proofErr w:type="spellEnd"/>
+            <w:r>
+              <w:rPr>
+                <w:b/>
+                <w:bCs/>
+                <w:sz w:val="20"/>
+                <w:szCs w:val="20"/>
+              </w:rPr>
+              <w:t xml:space="preserve"> </w:t>
+            </w:r>
+            <w:proofErr w:type="spellStart"/>
+            <w:r>
+              <w:rPr>
+                <w:b/>
+                <w:bCs/>
+                <w:sz w:val="20"/>
+                <w:szCs w:val="20"/>
+              </w:rPr>
+              <w:t>los</w:t>
+            </w:r>
+            <w:proofErr w:type="spellEnd"/>
+            <w:r>
+              <w:rPr>
+                <w:b/>
+                <w:bCs/>
+                <w:sz w:val="20"/>
+                <w:szCs w:val="20"/>
+              </w:rPr>
+              <w:t xml:space="preserve"> </w:t>
+            </w:r>
+            <w:proofErr w:type="spellStart"/>
+            <w:r>
+              <w:rPr>
+                <w:b/>
+                <w:bCs/>
+                <w:sz w:val="20"/>
+                <w:szCs w:val="20"/>
+              </w:rPr>
+              <w:t>crea</w:t>
+            </w:r>
+            <w:proofErr w:type="spellEnd"/>
           </w:p>
         </w:tc>
         <w:tc>
@@ -2580,8 +3937,33 @@
                 <w:sz w:val="20"/>
                 <w:szCs w:val="20"/>
               </w:rPr>
-              <w:t>Tú / tu equipo</w:t>
-            </w:r>
+              <w:t xml:space="preserve">Tú / </w:t>
+            </w:r>
+            <w:proofErr w:type="spellStart"/>
+            <w:r>
+              <w:rPr>
+                <w:sz w:val="20"/>
+                <w:szCs w:val="20"/>
+              </w:rPr>
+              <w:t>tu</w:t>
+            </w:r>
+            <w:proofErr w:type="spellEnd"/>
+            <w:r>
+              <w:rPr>
+                <w:sz w:val="20"/>
+                <w:szCs w:val="20"/>
+              </w:rPr>
+              <w:t xml:space="preserve"> </w:t>
+            </w:r>
+            <w:proofErr w:type="spellStart"/>
+            <w:r>
+              <w:rPr>
+                <w:sz w:val="20"/>
+                <w:szCs w:val="20"/>
+              </w:rPr>
+              <w:t>equipo</w:t>
+            </w:r>
+            <w:proofErr w:type="spellEnd"/>
           </w:p>
         </w:tc>
         <w:tc>
@@ -2631,6 +4013,7 @@
             <w:shd w:val="clear" w:color="auto" w:fill="F2F6FC"/>
           </w:tcPr>
           <w:p>
+            <w:proofErr w:type="spellStart"/>
             <w:r>
               <w:rPr>
                 <w:b/>
@@ -2641,6 +4024,7 @@
               <w:lastRenderedPageBreak/>
               <w:t>Analogía</w:t>
             </w:r>
+            <w:proofErr w:type="spellEnd"/>
           </w:p>
         </w:tc>
         <w:tc>
@@ -2666,7 +4050,79 @@
                 <w:szCs w:val="20"/>
                 <w:lang w:val="es-ES"/>
               </w:rPr>
-              <w:t>Las instrucciones de un brief: "usa React, sigue estos naming conventions"</w:t>
+              <w:t xml:space="preserve">Las instrucciones de un </w:t>
+            </w:r>
+            <w:proofErr w:type="spellStart"/>
+            <w:r>
+              <w:rPr>
+                <w:sz w:val="20"/>
+                <w:szCs w:val="20"/>
+                <w:lang w:val="es-ES"/>
+              </w:rPr>
+              <w:t>brief</w:t>
+            </w:r>
+            <w:proofErr w:type="spellEnd"/>
+            <w:r>
+              <w:rPr>
+                <w:sz w:val="20"/>
+                <w:szCs w:val="20"/>
+                <w:lang w:val="es-ES"/>
+              </w:rPr>
+              <w:t xml:space="preserve">: "usa </w:t>
+            </w:r>
+            <w:proofErr w:type="spellStart"/>
+            <w:r>
+              <w:rPr>
+                <w:sz w:val="20"/>
+                <w:szCs w:val="20"/>
+                <w:lang w:val="es-ES"/>
+              </w:rPr>
+              <w:t>React</w:t>
+            </w:r>
+            <w:proofErr w:type="spellEnd"/>
+            <w:r>
+              <w:rPr>
+                <w:sz w:val="20"/>
+                <w:szCs w:val="20"/>
+                <w:lang w:val="es-ES"/>
+              </w:rPr>
+              <w:t xml:space="preserve">, sigue estos </w:t>
+            </w:r>
+            <w:proofErr w:type="spellStart"/>
+            <w:r>
+              <w:rPr>
+                <w:sz w:val="20"/>
+                <w:szCs w:val="20"/>
+                <w:lang w:val="es-ES"/>
+              </w:rPr>
+              <w:t>naming</w:t>
+            </w:r>
+            <w:proofErr w:type="spellEnd"/>
+            <w:r>
+              <w:rPr>
+                <w:sz w:val="20"/>
+                <w:szCs w:val="20"/>
+                <w:lang w:val="es-ES"/>
+              </w:rPr>
+              <w:t xml:space="preserve"> </w:t>
+            </w:r>
+            <w:proofErr w:type="spellStart"/>
+            <w:r>
+              <w:rPr>
+                <w:sz w:val="20"/>
+                <w:szCs w:val="20"/>
+                <w:lang w:val="es-ES"/>
+              </w:rPr>
+              <w:t>conventions</w:t>
+            </w:r>
+            <w:proofErr w:type="spellEnd"/>
+            <w:r>
+              <w:rPr>
+                <w:sz w:val="20"/>
+                <w:szCs w:val="20"/>
+                <w:lang w:val="es-ES"/>
+              </w:rPr>
+              <w:t>"</w:t>
             </w:r>
           </w:p>
         </w:tc>
@@ -2693,7 +4149,43 @@
                 <w:szCs w:val="20"/>
                 <w:lang w:val="es-ES"/>
               </w:rPr>
-              <w:t>Las herramientas de la caja: "puede buscar docs, ejecutar tests"</w:t>
+              <w:t xml:space="preserve">Las herramientas de la caja: "puede buscar </w:t>
+            </w:r>
+            <w:proofErr w:type="spellStart"/>
+            <w:r>
+              <w:rPr>
+                <w:sz w:val="20"/>
+                <w:szCs w:val="20"/>
+                <w:lang w:val="es-ES"/>
+              </w:rPr>
+              <w:t>docs</w:t>
+            </w:r>
+            <w:proofErr w:type="spellEnd"/>
+            <w:r>
+              <w:rPr>
+                <w:sz w:val="20"/>
+                <w:szCs w:val="20"/>
+                <w:lang w:val="es-ES"/>
+              </w:rPr>
+              <w:t xml:space="preserve">, ejecutar </w:t>
+            </w:r>
+            <w:proofErr w:type="spellStart"/>
+            <w:r>
+              <w:rPr>
+                <w:sz w:val="20"/>
+                <w:szCs w:val="20"/>
+                <w:lang w:val="es-ES"/>
+              </w:rPr>
+              <w:t>tests</w:t>
+            </w:r>
+            <w:proofErr w:type="spellEnd"/>
+            <w:r>
+              <w:rPr>
+                <w:sz w:val="20"/>
+                <w:szCs w:val="20"/>
+                <w:lang w:val="es-ES"/>
+              </w:rPr>
+              <w:t>"</w:t>
             </w:r>
           </w:p>
         </w:tc>
@@ -2717,6 +4209,7 @@
             <w:shd w:val="clear" w:color="auto" w:fill="FFFFFF"/>
           </w:tcPr>
           <w:p>
+            <w:proofErr w:type="spellStart"/>
             <w:r>
               <w:rPr>
                 <w:b/>
@@ -2726,6 +4219,7 @@
               </w:rPr>
               <w:t>Ejemplo</w:t>
             </w:r>
+            <w:proofErr w:type="spellEnd"/>
           </w:p>
         </w:tc>
         <w:tc>
@@ -2745,7 +4239,39 @@
                 <w:sz w:val="20"/>
                 <w:szCs w:val="20"/>
               </w:rPr>
-              <w:t>api-standards.md: "Endpoints REST en formato RFC 7807"</w:t>
+              <w:t xml:space="preserve">api-standards.md: "Endpoints REST </w:t>
+            </w:r>
+            <w:proofErr w:type="spellStart"/>
+            <w:r>
+              <w:rPr>
+                <w:sz w:val="20"/>
+                <w:szCs w:val="20"/>
+              </w:rPr>
+              <w:t>en</w:t>
+            </w:r>
+            <w:proofErr w:type="spellEnd"/>
+            <w:r>
+              <w:rPr>
+                <w:sz w:val="20"/>
+                <w:szCs w:val="20"/>
+              </w:rPr>
+              <w:t xml:space="preserve"> </w:t>
+            </w:r>
+            <w:proofErr w:type="spellStart"/>
+            <w:r>
+              <w:rPr>
+                <w:sz w:val="20"/>
+                <w:szCs w:val="20"/>
+              </w:rPr>
+              <w:t>formato</w:t>
+            </w:r>
+            <w:proofErr w:type="spellEnd"/>
+            <w:r>
+              <w:rPr>
+                <w:sz w:val="20"/>
+                <w:szCs w:val="20"/>
+              </w:rPr>
+              <w:t xml:space="preserve"> RFC 7807"</w:t>
             </w:r>
           </w:p>
         </w:tc>
@@ -2772,7 +4298,25 @@
                 <w:szCs w:val="20"/>
                 <w:lang w:val="es-ES"/>
               </w:rPr>
-              <w:t>Skill de AWS Docs: buscar documentación oficial de AWS</w:t>
+              <w:t xml:space="preserve">Skill de AWS </w:t>
+            </w:r>
+            <w:proofErr w:type="spellStart"/>
+            <w:r>
+              <w:rPr>
+                <w:sz w:val="20"/>
+                <w:szCs w:val="20"/>
+                <w:lang w:val="es-ES"/>
+              </w:rPr>
+              <w:t>Docs</w:t>
+            </w:r>
+            <w:proofErr w:type="spellEnd"/>
+            <w:r>
+              <w:rPr>
+                <w:sz w:val="20"/>
+                <w:szCs w:val="20"/>
+                <w:lang w:val="es-ES"/>
+              </w:rPr>
+              <w:t>: buscar documentación oficial de AWS</w:t>
             </w:r>
           </w:p>
         </w:tc>
@@ -2793,11 +4337,33 @@
         </w:rPr>
         <w:t xml:space="preserve">En resumen: </w:t>
       </w:r>
-      <w:r>
-        <w:rPr>
-          <w:lang w:val="es-ES"/>
-        </w:rPr>
-        <w:t>Steering = las reglas del juego (contexto). Skills = las herramientas encima de la mesa (capacidades).</w:t>
+      <w:proofErr w:type="spellStart"/>
+      <w:r>
+        <w:rPr>
+          <w:lang w:val="es-ES"/>
+        </w:rPr>
+        <w:t>Steering</w:t>
+      </w:r>
+      <w:proofErr w:type="spellEnd"/>
+      <w:r>
+        <w:rPr>
+          <w:lang w:val="es-ES"/>
+        </w:rPr>
+        <w:t xml:space="preserve"> = las reglas del juego (contexto). </w:t>
+      </w:r>
+      <w:proofErr w:type="spellStart"/>
+      <w:r>
+        <w:rPr>
+          <w:lang w:val="es-ES"/>
+        </w:rPr>
+        <w:t>Skills</w:t>
+      </w:r>
+      <w:proofErr w:type="spellEnd"/>
+      <w:r>
+        <w:rPr>
+          <w:lang w:val="es-ES"/>
+        </w:rPr>
+        <w:t xml:space="preserve"> = las herramientas encima de la mesa (capacidades).</w:t>
       </w:r>
     </w:p>
     <w:p>
@@ -2811,28 +4377,55 @@
         <w:rPr>
           <w:lang w:val="es-ES"/>
         </w:rPr>
-        <w:t>Workshop Hands-On</w:t>
-      </w:r>
-    </w:p>
-    <w:p>
-      <w:pPr>
-        <w:rPr>
-          <w:lang w:val="es-ES"/>
-        </w:rPr>
-      </w:pPr>
-      <w:r>
-        <w:rPr>
-          <w:lang w:val="es-ES"/>
-        </w:rPr>
-        <w:t>A continuación encontrarás los datos de acceso al workshop práctico de hoy, donde podrás experimentar con Kiro de primera mano.</w:t>
+        <w:t>Workshop Hands-</w:t>
+      </w:r>
+      <w:proofErr w:type="spellStart"/>
+      <w:r>
+        <w:rPr>
+          <w:lang w:val="es-ES"/>
+        </w:rPr>
+        <w:t>On</w:t>
+      </w:r>
+      <w:proofErr w:type="spellEnd"/>
+    </w:p>
+    <w:p>
+      <w:pPr>
+        <w:rPr>
+          <w:lang w:val="es-ES"/>
+        </w:rPr>
+      </w:pPr>
+      <w:r>
+        <w:rPr>
+          <w:lang w:val="es-ES"/>
+        </w:rPr>
+        <w:t xml:space="preserve">A </w:t>
+      </w:r>
+      <w:proofErr w:type="gramStart"/>
+      <w:r>
+        <w:rPr>
+          <w:lang w:val="es-ES"/>
+        </w:rPr>
+        <w:t>continuación</w:t>
+      </w:r>
+      <w:proofErr w:type="gramEnd"/>
+      <w:r>
+        <w:rPr>
+          <w:lang w:val="es-ES"/>
+        </w:rPr>
+        <w:t xml:space="preserve"> encontrarás los datos de acceso al workshop práctico de hoy, donde podrás experimentar con Kiro de primera mano.</w:t>
       </w:r>
     </w:p>
     <w:p>
       <w:pPr>
         <w:pStyle w:val="Heading2"/>
       </w:pPr>
-      <w:r>
-        <w:t>Acceso al Workshop</w:t>
+      <w:proofErr w:type="spellStart"/>
+      <w:r>
+        <w:t>Acceso</w:t>
+      </w:r>
+      <w:proofErr w:type="spellEnd"/>
+      <w:r>
+        <w:t xml:space="preserve"> al Workshop</w:t>
       </w:r>
     </w:p>
     <w:p>
@@ -2859,13 +4452,23 @@
       <w:pPr>
         <w:pStyle w:val="Heading2"/>
       </w:pPr>
-      <w:r>
-        <w:t>Credenciales de Acceso</w:t>
-      </w:r>
+      <w:proofErr w:type="spellStart"/>
+      <w:r>
+        <w:t>Credenciales</w:t>
+      </w:r>
+      <w:proofErr w:type="spellEnd"/>
+      <w:r>
+        <w:t xml:space="preserve"> de </w:t>
+      </w:r>
+      <w:proofErr w:type="spellStart"/>
+      <w:r>
+        <w:t>Acceso</w:t>
+      </w:r>
+      <w:proofErr w:type="spellEnd"/>
     </w:p>
     <w:tbl>
       <w:tblPr>
-        <w:tblW w:w="100" w:type="auto"/>
+        <w:tblW w:w="0" w:type="auto"/>
         <w:tblBorders>
           <w:top w:val="single" w:sz="4" w:space="0" w:color="auto"/>
           <w:left w:val="single" w:sz="4" w:space="0" w:color="auto"/>
@@ -2972,6 +4575,7 @@
             <w:shd w:val="clear" w:color="auto" w:fill="F2F6FC"/>
           </w:tcPr>
           <w:p>
+            <w:proofErr w:type="spellStart"/>
             <w:r>
               <w:rPr>
                 <w:b/>
@@ -2981,6 +4585,7 @@
               </w:rPr>
               <w:t>Usuarios</w:t>
             </w:r>
+            <w:proofErr w:type="spellEnd"/>
           </w:p>
         </w:tc>
         <w:tc>
@@ -3006,7 +4611,7 @@
                 <w:szCs w:val="20"/>
                 <w:lang w:val="es-ES"/>
               </w:rPr>
-              <w:t>fpirizs+workshop01@amazon.es hasta fpirizs+workshop20@amazon.es</w:t>
+              <w:t>fpirizs+workshop01@amazon.es</w:t>
             </w:r>
           </w:p>
         </w:tc>
@@ -3030,6 +4635,7 @@
             <w:shd w:val="clear" w:color="auto" w:fill="FFFFFF"/>
           </w:tcPr>
           <w:p>
+            <w:proofErr w:type="spellStart"/>
             <w:r>
               <w:rPr>
                 <w:b/>
@@ -3039,6 +4645,7 @@
               </w:rPr>
               <w:t>Contraseña</w:t>
             </w:r>
+            <w:proofErr w:type="spellEnd"/>
           </w:p>
         </w:tc>
         <w:tc>
@@ -3059,6 +4666,153 @@
                 <w:szCs w:val="20"/>
               </w:rPr>
               <w:t>AWSKiro2026!</w:t>
+            </w:r>
+          </w:p>
+        </w:tc>
+      </w:tr>
+      <w:tr>
+        <w:tblPrEx>
+          <w:tblCellMar>
+            <w:top w:w="0" w:type="dxa"/>
+            <w:bottom w:w="0" w:type="dxa"/>
+          </w:tblCellMar>
+        </w:tblPrEx>
+        <w:trPr>
+          <w:trHeight w:val="304"/>
+        </w:trPr>
+        <w:tc>
+          <w:tcPr>
+            <w:tcW w:w="2800" w:type="dxa"/>
+            <w:tcBorders>
+              <w:top w:val="single" w:sz="1" w:space="0" w:color="CCCCCC"/>
+              <w:left w:val="single" w:sz="1" w:space="0" w:color="CCCCCC"/>
+              <w:bottom w:val="single" w:sz="1" w:space="0" w:color="CCCCCC"/>
+              <w:right w:val="single" w:sz="1" w:space="0" w:color="CCCCCC"/>
+            </w:tcBorders>
+            <w:shd w:val="clear" w:color="auto" w:fill="FFFFFF"/>
+          </w:tcPr>
+          <w:p>
+            <w:pPr>
+              <w:rPr>
+                <w:b/>
+                <w:bCs/>
+                <w:sz w:val="20"/>
+                <w:szCs w:val="20"/>
+              </w:rPr>
+            </w:pPr>
+            <w:proofErr w:type="spellStart"/>
+            <w:r>
+              <w:rPr>
+                <w:b/>
+                <w:bCs/>
+                <w:sz w:val="20"/>
+                <w:szCs w:val="20"/>
+              </w:rPr>
+              <w:t>Región</w:t>
+            </w:r>
+            <w:proofErr w:type="spellEnd"/>
+          </w:p>
+        </w:tc>
+        <w:tc>
+          <w:tcPr>
+            <w:tcW w:w="6500" w:type="dxa"/>
+            <w:tcBorders>
+              <w:top w:val="single" w:sz="1" w:space="0" w:color="CCCCCC"/>
+              <w:left w:val="single" w:sz="1" w:space="0" w:color="CCCCCC"/>
+              <w:bottom w:val="single" w:sz="1" w:space="0" w:color="CCCCCC"/>
+              <w:right w:val="single" w:sz="1" w:space="0" w:color="CCCCCC"/>
+            </w:tcBorders>
+            <w:shd w:val="clear" w:color="auto" w:fill="FFFFFF"/>
+          </w:tcPr>
+          <w:p>
+            <w:pPr>
+              <w:rPr>
+                <w:sz w:val="20"/>
+                <w:szCs w:val="20"/>
+              </w:rPr>
+            </w:pPr>
+            <w:r>
+              <w:rPr>
+                <w:sz w:val="20"/>
+                <w:szCs w:val="20"/>
+              </w:rPr>
+              <w:t>us-east-1</w:t>
+            </w:r>
+          </w:p>
+        </w:tc>
+      </w:tr>
+      <w:tr>
+        <w:tblPrEx>
+          <w:tblCellMar>
+            <w:top w:w="0" w:type="dxa"/>
+            <w:bottom w:w="0" w:type="dxa"/>
+          </w:tblCellMar>
+        </w:tblPrEx>
+        <w:tc>
+          <w:tcPr>
+            <w:tcW w:w="2800" w:type="dxa"/>
+            <w:tcBorders>
+              <w:top w:val="single" w:sz="1" w:space="0" w:color="CCCCCC"/>
+              <w:left w:val="single" w:sz="1" w:space="0" w:color="CCCCCC"/>
+              <w:bottom w:val="single" w:sz="1" w:space="0" w:color="CCCCCC"/>
+              <w:right w:val="single" w:sz="1" w:space="0" w:color="CCCCCC"/>
+            </w:tcBorders>
+            <w:shd w:val="clear" w:color="auto" w:fill="FFFFFF"/>
+          </w:tcPr>
+          <w:p>
+            <w:pPr>
+              <w:rPr>
+                <w:b/>
+                <w:bCs/>
+                <w:sz w:val="20"/>
+                <w:szCs w:val="20"/>
+              </w:rPr>
+            </w:pPr>
+            <w:r>
+              <w:rPr>
+                <w:b/>
+                <w:bCs/>
+                <w:sz w:val="20"/>
+                <w:szCs w:val="20"/>
+              </w:rPr>
+              <w:t>Sign in URL</w:t>
+            </w:r>
+          </w:p>
+        </w:tc>
+        <w:tc>
+          <w:tcPr>
+            <w:tcW w:w="6500" w:type="dxa"/>
+            <w:tcBorders>
+              <w:top w:val="single" w:sz="1" w:space="0" w:color="CCCCCC"/>
+              <w:left w:val="single" w:sz="1" w:space="0" w:color="CCCCCC"/>
+              <w:bottom w:val="single" w:sz="1" w:space="0" w:color="CCCCCC"/>
+              <w:right w:val="single" w:sz="1" w:space="0" w:color="CCCCCC"/>
+            </w:tcBorders>
+            <w:shd w:val="clear" w:color="auto" w:fill="FFFFFF"/>
+          </w:tcPr>
+          <w:p>
+            <w:pPr>
+              <w:rPr>
+                <w:sz w:val="20"/>
+                <w:szCs w:val="20"/>
+              </w:rPr>
+            </w:pPr>
+            <w:hyperlink r:id="rId14" w:history="1">
+              <w:r>
+                <w:rPr>
+                  <w:rStyle w:val="Hyperlink"/>
+                  <w:sz w:val="20"/>
+                  <w:szCs w:val="20"/>
+                </w:rPr>
+                <w:t>https://d-9067c6551a.awsapps.com/start</w:t>
+              </w:r>
+            </w:hyperlink>
+            <w:r>
+              <w:rPr>
+                <w:sz w:val="20"/>
+                <w:szCs w:val="20"/>
+              </w:rPr>
+              <w:t xml:space="preserve"> </w:t>
             </w:r>
           </w:p>
         </w:tc>
@@ -3139,7 +4893,7 @@
         </w:rPr>
         <w:t xml:space="preserve"> </w:t>
       </w:r>
-      <w:hyperlink r:id="rId14" w:history="1">
+      <w:hyperlink r:id="rId15" w:history="1">
         <w:r>
           <w:rPr>
             <w:rStyle w:val="Hyperlink"/>
@@ -3168,8 +4922,16 @@
         <w:rPr>
           <w:lang w:val="es-ES"/>
         </w:rPr>
-        <w:t>Contacto y Feedback</w:t>
-      </w:r>
+        <w:t xml:space="preserve">Contacto y </w:t>
+      </w:r>
+      <w:proofErr w:type="spellStart"/>
+      <w:r>
+        <w:rPr>
+          <w:lang w:val="es-ES"/>
+        </w:rPr>
+        <w:t>Feedback</w:t>
+      </w:r>
+      <w:proofErr w:type="spellEnd"/>
     </w:p>
     <w:p>
       <w:pPr>
@@ -3207,53 +4969,6 @@
           <w:lang w:val="es-ES"/>
         </w:rPr>
         <w:t xml:space="preserve">Deja tu email: </w:t>
-      </w:r>
-      <w:hyperlink r:id="rId15" w:history="1">
-        <w:r>
-          <w:rPr>
-            <w:rStyle w:val="Hyperlink"/>
-            <w:lang w:val="es-ES"/>
-          </w:rPr>
-          <w:t>https://pulse.aws/survey/WZMGWDXP</w:t>
-        </w:r>
-      </w:hyperlink>
-    </w:p>
-    <w:p>
-      <w:pPr>
-        <w:rPr>
-          <w:lang w:val="es-ES"/>
-        </w:rPr>
-      </w:pPr>
-      <w:r>
-        <w:rPr>
-          <w:lang w:val="es-ES"/>
-        </w:rPr>
-        <w:t>Tu opinión es muy importante para nosotros y nos ayuda a mejorar para futuras sesiones. Por favor, déjanos tu feedback aquí:</w:t>
-      </w:r>
-    </w:p>
-    <w:p>
-      <w:pPr>
-        <w:spacing w:after="200"/>
-        <w:rPr>
-          <w:lang w:val="es-ES"/>
-        </w:rPr>
-      </w:pPr>
-      <w:r>
-        <w:t>📋</w:t>
-      </w:r>
-      <w:r>
-        <w:rPr>
-          <w:lang w:val="es-ES"/>
-        </w:rPr>
-        <w:t xml:space="preserve"> </w:t>
-      </w:r>
-      <w:r>
-        <w:rPr>
-          <w:b/>
-          <w:bCs/>
-          <w:lang w:val="es-ES"/>
-        </w:rPr>
-        <w:t xml:space="preserve">Encuesta de feedback: </w:t>
       </w:r>
       <w:hyperlink r:id="rId16" w:history="1">
         <w:r>
@@ -3267,90 +4982,177 @@
     </w:p>
     <w:p>
       <w:pPr>
-        <w:spacing w:before="200" w:after="80"/>
-        <w:rPr>
-          <w:lang w:val="es-ES"/>
-        </w:rPr>
-      </w:pPr>
+        <w:rPr>
+          <w:lang w:val="es-ES"/>
+        </w:rPr>
+      </w:pPr>
+      <w:r>
+        <w:rPr>
+          <w:lang w:val="es-ES"/>
+        </w:rPr>
+        <w:t xml:space="preserve">Tu opinión es muy importante para nosotros y nos ayuda a mejorar para futuras sesiones. Por favor, déjanos tu </w:t>
+      </w:r>
+      <w:proofErr w:type="spellStart"/>
+      <w:r>
+        <w:rPr>
+          <w:lang w:val="es-ES"/>
+        </w:rPr>
+        <w:t>feedback</w:t>
+      </w:r>
+      <w:proofErr w:type="spellEnd"/>
+      <w:r>
+        <w:rPr>
+          <w:lang w:val="es-ES"/>
+        </w:rPr>
+        <w:t xml:space="preserve"> aquí:</w:t>
+      </w:r>
+    </w:p>
+    <w:p>
+      <w:pPr>
+        <w:spacing w:after="200"/>
+        <w:rPr>
+          <w:lang w:val="es-ES"/>
+        </w:rPr>
+      </w:pPr>
+      <w:r>
+        <w:t>📋</w:t>
+      </w:r>
+      <w:r>
+        <w:rPr>
+          <w:lang w:val="es-ES"/>
+        </w:rPr>
+        <w:t xml:space="preserve"> </w:t>
+      </w:r>
       <w:r>
         <w:rPr>
           <w:b/>
           <w:bCs/>
-          <w:color w:val="1E2761"/>
-          <w:lang w:val="es-ES"/>
-        </w:rPr>
-        <w:t xml:space="preserve">¡Muchas gracias por asistir al Taller de Kiro AWS! </w:t>
-      </w:r>
+          <w:lang w:val="es-ES"/>
+        </w:rPr>
+        <w:t xml:space="preserve">Encuesta de </w:t>
+      </w:r>
+      <w:proofErr w:type="spellStart"/>
       <w:r>
         <w:rPr>
           <w:b/>
           <w:bCs/>
-          <w:color w:val="1E2761"/>
-        </w:rPr>
-        <w:t>🚀</w:t>
-      </w:r>
-    </w:p>
-    <w:p>
-      <w:pPr>
-        <w:spacing w:before="300"/>
-        <w:rPr>
-          <w:lang w:val="es-ES"/>
-        </w:rPr>
-      </w:pPr>
-    </w:p>
-    <w:p>
-      <w:pPr>
-        <w:rPr>
-          <w:lang w:val="es-ES"/>
-        </w:rPr>
-      </w:pPr>
+          <w:lang w:val="es-ES"/>
+        </w:rPr>
+        <w:t>feedback</w:t>
+      </w:r>
+      <w:proofErr w:type="spellEnd"/>
       <w:r>
         <w:rPr>
           <w:b/>
           <w:bCs/>
-          <w:color w:val="1E2761"/>
-          <w:lang w:val="es-ES"/>
-        </w:rPr>
-        <w:t>Fiorella Piriz Sapio</w:t>
-      </w:r>
-    </w:p>
-    <w:p>
-      <w:pPr>
-        <w:rPr>
-          <w:lang w:val="es-ES"/>
-        </w:rPr>
-      </w:pPr>
-      <w:r>
-        <w:rPr>
-          <w:color w:val="555555"/>
-          <w:sz w:val="20"/>
-          <w:szCs w:val="20"/>
-          <w:lang w:val="es-ES"/>
-        </w:rPr>
-        <w:t>Email: fpirizs@amazon.es</w:t>
-      </w:r>
-    </w:p>
-    <w:p>
-      <w:r>
-        <w:rPr>
-          <w:color w:val="555555"/>
-          <w:sz w:val="20"/>
-          <w:szCs w:val="20"/>
-        </w:rPr>
-        <w:t xml:space="preserve">LinkedIn: </w:t>
+          <w:lang w:val="es-ES"/>
+        </w:rPr>
+        <w:t xml:space="preserve">: </w:t>
       </w:r>
       <w:hyperlink r:id="rId17" w:history="1">
         <w:r>
           <w:rPr>
             <w:rStyle w:val="Hyperlink"/>
+            <w:lang w:val="es-ES"/>
           </w:rPr>
-          <w:t>linkedin.com/in/fiorella-piriz-sapio</w:t>
+          <w:t>https://pulse.aws/survey/WZMGWDXP</w:t>
         </w:r>
       </w:hyperlink>
     </w:p>
+    <w:p>
+      <w:pPr>
+        <w:spacing w:before="200" w:after="80"/>
+        <w:rPr>
+          <w:lang w:val="es-ES"/>
+        </w:rPr>
+      </w:pPr>
+      <w:r>
+        <w:rPr>
+          <w:b/>
+          <w:bCs/>
+          <w:color w:val="1E2761"/>
+          <w:lang w:val="es-ES"/>
+        </w:rPr>
+        <w:t xml:space="preserve">¡Muchas gracias por asistir al Taller de Kiro AWS! </w:t>
+      </w:r>
+      <w:r>
+        <w:rPr>
+          <w:b/>
+          <w:bCs/>
+          <w:color w:val="1E2761"/>
+        </w:rPr>
+        <w:t>🚀</w:t>
+      </w:r>
+    </w:p>
+    <w:p>
+      <w:pPr>
+        <w:spacing w:before="300"/>
+        <w:rPr>
+          <w:lang w:val="es-ES"/>
+        </w:rPr>
+      </w:pPr>
+    </w:p>
+    <w:p>
+      <w:pPr>
+        <w:rPr>
+          <w:lang w:val="es-ES"/>
+        </w:rPr>
+      </w:pPr>
+      <w:r>
+        <w:rPr>
+          <w:b/>
+          <w:bCs/>
+          <w:color w:val="1E2761"/>
+          <w:lang w:val="es-ES"/>
+        </w:rPr>
+        <w:t>Fiorella Piriz Sapio</w:t>
+      </w:r>
+    </w:p>
+    <w:p>
+      <w:pPr>
+        <w:rPr>
+          <w:lang w:val="es-ES"/>
+        </w:rPr>
+      </w:pPr>
+      <w:r>
+        <w:rPr>
+          <w:color w:val="555555"/>
+          <w:sz w:val="20"/>
+          <w:szCs w:val="20"/>
+          <w:lang w:val="es-ES"/>
+        </w:rPr>
+        <w:t>Email: fpirizs@amazon.es</w:t>
+      </w:r>
+    </w:p>
+    <w:p>
+      <w:r>
+        <w:rPr>
+          <w:color w:val="555555"/>
+          <w:sz w:val="20"/>
+          <w:szCs w:val="20"/>
+        </w:rPr>
+        <w:t xml:space="preserve">LinkedIn: </w:t>
+      </w:r>
+      <w:hyperlink r:id="rId18" w:history="1">
+        <w:r>
+          <w:rPr>
+            <w:rStyle w:val="Hyperlink"/>
+          </w:rPr>
+          <w:t>linkedin.com/in/</w:t>
+        </w:r>
+        <w:proofErr w:type="spellStart"/>
+        <w:r>
+          <w:rPr>
+            <w:rStyle w:val="Hyperlink"/>
+          </w:rPr>
+          <w:t>fiorella-piriz-sapio</w:t>
+        </w:r>
+        <w:proofErr w:type="spellEnd"/>
+      </w:hyperlink>
+    </w:p>
     <w:sectPr>
-      <w:headerReference w:type="default" r:id="rId18"/>
-      <w:footerReference w:type="default" r:id="rId19"/>
+      <w:headerReference w:type="default" r:id="rId19"/>
+      <w:footerReference w:type="default" r:id="rId20"/>
       <w:pgSz w:w="11906" w:h="16838"/>
       <w:pgMar w:top="720" w:right="720" w:bottom="720" w:left="720" w:header="708" w:footer="708" w:gutter="0"/>
       <w:cols w:space="720"/>
@@ -3536,7 +5338,31 @@
         <w:szCs w:val="18"/>
         <w:lang w:val="es-ES"/>
       </w:rPr>
-      <w:t>Kiro — El IDE Agéntico de AWS</w:t>
+      <w:t xml:space="preserve">Kiro — El IDE </w:t>
+    </w:r>
+    <w:proofErr w:type="spellStart"/>
+    <w:r>
+      <w:rPr>
+        <w:i/>
+        <w:iCs/>
+        <w:color w:val="999999"/>
+        <w:sz w:val="18"/>
+        <w:szCs w:val="18"/>
+        <w:lang w:val="es-ES"/>
+      </w:rPr>
+      <w:t>Agéntico</w:t>
+    </w:r>
+    <w:proofErr w:type="spellEnd"/>
+    <w:r>
+      <w:rPr>
+        <w:i/>
+        <w:iCs/>
+        <w:color w:val="999999"/>
+        <w:sz w:val="18"/>
+        <w:szCs w:val="18"/>
+        <w:lang w:val="es-ES"/>
+      </w:rPr>
+      <w:t xml:space="preserve"> de AWS</w:t>
     </w:r>
   </w:p>
 </w:hdr>
@@ -4335,6 +6161,18 @@
       <w:szCs w:val="28"/>
     </w:rPr>
   </w:style>
+  <w:style w:type="character" w:styleId="UnresolvedMention">
+    <w:name w:val="Unresolved Mention"/>
+    <w:basedOn w:val="DefaultParagraphFont"/>
+    <w:uiPriority w:val="99"/>
+    <w:semiHidden/>
+    <w:unhideWhenUsed/>
+    <w:rsid w:val="00B775C1"/>
+    <w:rPr>
+      <w:color w:val="605E5C"/>
+      <w:shd w:val="clear" w:color="auto" w:fill="E1DFDD"/>
+    </w:rPr>
+  </w:style>
 </w:styles>
 </file>
 
